--- a/lessons/5-7/downloads/reveal/teacher/5.7-session-1-prerequisite-practice-a.docx
+++ b/lessons/5-7/downloads/reveal/teacher/5.7-session-1-prerequisite-practice-a.docx
@@ -15,10 +15,28 @@
         <w:rPr>
           <w:rFonts w:ascii="Avenir Next" w:hAnsi="Avenir Next" w:cs="Avenir Next" w:eastAsia="Avenir Next"/>
           <w:color w:val="1A1A1A"/>
+          <w:sz w:val="22"/>
+          <w:szCs w:val="20"/>
+        </w:rPr>
+        <w:t xml:space="preserve">Name</w:t>
+      </w:r>
+      <w:r>
+        <w:rPr>
+          <w:rFonts w:ascii="Avenir Next" w:hAnsi="Avenir Next" w:cs="Avenir Next" w:eastAsia="Avenir Next"/>
+          <w:color w:val="1A1A1A"/>
           <w:sz w:val="20"/>
           <w:szCs w:val="20"/>
         </w:rPr>
-        <w:t xml:space="preserve">Name</w:t>
+        <w:tab/>
+      </w:r>
+      <w:r>
+        <w:rPr>
+          <w:rFonts w:ascii="Avenir Next" w:hAnsi="Avenir Next" w:cs="Avenir Next" w:eastAsia="Avenir Next"/>
+          <w:color w:val="1A1A1A"/>
+          <w:sz w:val="22"/>
+          <w:szCs w:val="20"/>
+        </w:rPr>
+        <w:t xml:space="preserve">   Date</w:t>
       </w:r>
       <w:r>
         <w:rPr>
@@ -33,25 +51,7 @@
         <w:rPr>
           <w:rFonts w:ascii="Avenir Next" w:hAnsi="Avenir Next" w:cs="Avenir Next" w:eastAsia="Avenir Next"/>
           <w:color w:val="1A1A1A"/>
-          <w:sz w:val="20"/>
-          <w:szCs w:val="20"/>
-        </w:rPr>
-        <w:t xml:space="preserve">   Date</w:t>
-      </w:r>
-      <w:r>
-        <w:rPr>
-          <w:rFonts w:ascii="Avenir Next" w:hAnsi="Avenir Next" w:cs="Avenir Next" w:eastAsia="Avenir Next"/>
-          <w:color w:val="1A1A1A"/>
-          <w:sz w:val="20"/>
-          <w:szCs w:val="20"/>
-        </w:rPr>
-        <w:tab/>
-      </w:r>
-      <w:r>
-        <w:rPr>
-          <w:rFonts w:ascii="Avenir Next" w:hAnsi="Avenir Next" w:cs="Avenir Next" w:eastAsia="Avenir Next"/>
-          <w:color w:val="1A1A1A"/>
-          <w:sz w:val="20"/>
+          <w:sz w:val="22"/>
           <w:szCs w:val="20"/>
         </w:rPr>
         <w:t xml:space="preserve">   Period</w:t>
@@ -78,7 +78,7 @@
           <w:caps/>
           <w:color w:val="003A70"/>
           <w:spacing w:val="12"/>
-          <w:sz w:val="19"/>
+          <w:sz w:val="22"/>
           <w:szCs w:val="19"/>
         </w:rPr>
         <w:t xml:space="preserve">Lesson 5-7  ·  Session 1  ·  Prerequisite Practice A  ·  Skill 1 of 2</w:t>
@@ -86,6 +86,7 @@
     </w:p>
     <w:p>
       <w:pPr>
+        <w:pStyle w:val="Heading1"/>
         <w:keepNext/>
         <w:spacing w:before="0" w:after="10" w:line="240" w:lineRule="auto"/>
       </w:pPr>
@@ -111,7 +112,7 @@
         <w:rPr>
           <w:rFonts w:ascii="Avenir Next" w:hAnsi="Avenir Next" w:cs="Avenir Next" w:eastAsia="Avenir Next"/>
           <w:color w:val="5A5F66"/>
-          <w:sz w:val="17"/>
+          <w:sz w:val="22"/>
           <w:szCs w:val="17"/>
         </w:rPr>
         <w:t xml:space="preserve">Builds on Grade 4 · 4.NBT.B.4</w:t>
@@ -154,6 +155,7 @@
           </w:tcPr>
           <w:p>
             <w:pPr>
+              <w:pStyle w:val="Heading2"/>
               <w:spacing w:before="0" w:after="0" w:line="252" w:lineRule="auto"/>
             </w:pPr>
             <w:r>
@@ -183,7 +185,7 @@
               <w:rPr>
                 <w:rFonts w:ascii="Avenir Next" w:hAnsi="Avenir Next" w:cs="Avenir Next" w:eastAsia="Avenir Next"/>
                 <w:color w:val="1A1A1A"/>
-                <w:sz w:val="20"/>
+                <w:sz w:val="22"/>
                 <w:szCs w:val="20"/>
               </w:rPr>
               <w:t xml:space="preserve">You will add six face areas, like 120 + 120 + 84 + 84 + 70 + 70 for Kai’s box.</w:t>
@@ -203,6 +205,7 @@
           </w:tcPr>
           <w:p>
             <w:pPr>
+              <w:pStyle w:val="Heading2"/>
               <w:spacing w:before="0" w:after="0" w:line="252" w:lineRule="auto"/>
             </w:pPr>
             <w:r>
@@ -232,7 +235,7 @@
               <w:rPr>
                 <w:rFonts w:ascii="Avenir Next" w:hAnsi="Avenir Next" w:cs="Avenir Next" w:eastAsia="Avenir Next"/>
                 <w:color w:val="1A1A1A"/>
-                <w:sz w:val="20"/>
+                <w:sz w:val="22"/>
                 <w:szCs w:val="20"/>
               </w:rPr>
               <w:t xml:space="preserve">Add a list of numbers without leaving one out.  </w:t>
@@ -242,7 +245,7 @@
                 <w:rFonts w:ascii="Avenir Next" w:hAnsi="Avenir Next" w:cs="Avenir Next" w:eastAsia="Avenir Next"/>
                 <w:b/>
                 <w:color w:val="1A1A1A"/>
-                <w:sz w:val="20"/>
+                <w:sz w:val="22"/>
                 <w:szCs w:val="20"/>
               </w:rPr>
               <w:t xml:space="preserve">You will use it in Practice Form A, problems 3, 5, and 7.</w:t>
@@ -253,6 +256,7 @@
     </w:tbl>
     <w:p>
       <w:pPr>
+        <w:pStyle w:val="Heading2"/>
         <w:keepNext/>
         <w:pBdr>
           <w:bottom w:val="single" w:sz="8" w:space="3" w:color="003A70"/>
@@ -268,7 +272,7 @@
           <w:b/>
           <w:color w:val="003A70"/>
           <w:spacing w:val="14"/>
-          <w:sz w:val="19"/>
+          <w:sz w:val="22"/>
           <w:szCs w:val="19"/>
         </w:rPr>
         <w:t xml:space="preserve">STEPS TO FOLLOW</w:t>
@@ -287,7 +291,7 @@
           <w:rFonts w:ascii="Avenir Next" w:hAnsi="Avenir Next" w:cs="Avenir Next" w:eastAsia="Avenir Next"/>
           <w:i/>
           <w:color w:val="5A5F66"/>
-          <w:sz w:val="17"/>
+          <w:sz w:val="22"/>
           <w:szCs w:val="17"/>
         </w:rPr>
         <w:t xml:space="preserve">use these same steps on every problem</w:t>
@@ -329,6 +333,7 @@
           </w:tcPr>
           <w:p>
             <w:pPr>
+              <w:pStyle w:val="Heading1"/>
               <w:spacing w:before="0" w:after="0" w:line="240" w:lineRule="auto"/>
               <w:jc w:val="center"/>
             </w:pPr>
@@ -358,7 +363,7 @@
                 <w:rFonts w:ascii="Avenir Next" w:hAnsi="Avenir Next" w:cs="Avenir Next" w:eastAsia="Avenir Next"/>
                 <w:b/>
                 <w:color w:val="1A1A1A"/>
-                <w:sz w:val="21"/>
+                <w:sz w:val="22"/>
                 <w:szCs w:val="21"/>
               </w:rPr>
               <w:t xml:space="preserve">Pair</w:t>
@@ -367,7 +372,7 @@
               <w:rPr>
                 <w:rFonts w:ascii="Avenir Next" w:hAnsi="Avenir Next" w:cs="Avenir Next" w:eastAsia="Avenir Next"/>
                 <w:color w:val="1A1A1A"/>
-                <w:sz w:val="21"/>
+                <w:sz w:val="22"/>
                 <w:szCs w:val="21"/>
               </w:rPr>
               <w:t xml:space="preserve"> numbers that make an easy ten.</w:t>
@@ -386,6 +391,7 @@
           </w:tcPr>
           <w:p>
             <w:pPr>
+              <w:pStyle w:val="Heading1"/>
               <w:spacing w:before="0" w:after="0" w:line="240" w:lineRule="auto"/>
               <w:jc w:val="center"/>
             </w:pPr>
@@ -415,7 +421,7 @@
                 <w:rFonts w:ascii="Avenir Next" w:hAnsi="Avenir Next" w:cs="Avenir Next" w:eastAsia="Avenir Next"/>
                 <w:b/>
                 <w:color w:val="1A1A1A"/>
-                <w:sz w:val="21"/>
+                <w:sz w:val="22"/>
                 <w:szCs w:val="21"/>
               </w:rPr>
               <w:t xml:space="preserve">Add</w:t>
@@ -424,7 +430,7 @@
               <w:rPr>
                 <w:rFonts w:ascii="Avenir Next" w:hAnsi="Avenir Next" w:cs="Avenir Next" w:eastAsia="Avenir Next"/>
                 <w:color w:val="1A1A1A"/>
-                <w:sz w:val="21"/>
+                <w:sz w:val="22"/>
                 <w:szCs w:val="21"/>
               </w:rPr>
               <w:t xml:space="preserve"> each pair.</w:t>
@@ -443,6 +449,7 @@
           </w:tcPr>
           <w:p>
             <w:pPr>
+              <w:pStyle w:val="Heading1"/>
               <w:spacing w:before="0" w:after="0" w:line="240" w:lineRule="auto"/>
               <w:jc w:val="center"/>
             </w:pPr>
@@ -472,7 +479,7 @@
                 <w:rFonts w:ascii="Avenir Next" w:hAnsi="Avenir Next" w:cs="Avenir Next" w:eastAsia="Avenir Next"/>
                 <w:b/>
                 <w:color w:val="1A1A1A"/>
-                <w:sz w:val="21"/>
+                <w:sz w:val="22"/>
                 <w:szCs w:val="21"/>
               </w:rPr>
               <w:t xml:space="preserve">Add</w:t>
@@ -481,7 +488,7 @@
               <w:rPr>
                 <w:rFonts w:ascii="Avenir Next" w:hAnsi="Avenir Next" w:cs="Avenir Next" w:eastAsia="Avenir Next"/>
                 <w:color w:val="1A1A1A"/>
-                <w:sz w:val="21"/>
+                <w:sz w:val="22"/>
                 <w:szCs w:val="21"/>
               </w:rPr>
               <w:t xml:space="preserve"> the pair totals and any number left.</w:t>
@@ -492,6 +499,7 @@
     </w:tbl>
     <w:p>
       <w:pPr>
+        <w:pStyle w:val="Heading2"/>
         <w:keepNext/>
         <w:pBdr>
           <w:bottom w:val="single" w:sz="8" w:space="3" w:color="003A70"/>
@@ -507,7 +515,7 @@
           <w:b/>
           <w:color w:val="003A70"/>
           <w:spacing w:val="14"/>
-          <w:sz w:val="19"/>
+          <w:sz w:val="22"/>
           <w:szCs w:val="19"/>
         </w:rPr>
         <w:t xml:space="preserve">WATCH ME</w:t>
@@ -526,7 +534,7 @@
           <w:rFonts w:ascii="Avenir Next" w:hAnsi="Avenir Next" w:cs="Avenir Next" w:eastAsia="Avenir Next"/>
           <w:i/>
           <w:color w:val="5A5F66"/>
-          <w:sz w:val="17"/>
+          <w:sz w:val="22"/>
           <w:szCs w:val="17"/>
         </w:rPr>
         <w:t xml:space="preserve">the steps in action</w:t>
@@ -541,7 +549,7 @@
           <w:rFonts w:ascii="Avenir Next" w:hAnsi="Avenir Next" w:cs="Avenir Next" w:eastAsia="Avenir Next"/>
           <w:b/>
           <w:color w:val="1A1A1A"/>
-          <w:sz w:val="21"/>
+          <w:sz w:val="22"/>
           <w:szCs w:val="21"/>
         </w:rPr>
         <w:t xml:space="preserve">Add 18 + 24 + 12 + 36 + 30.</w:t>
@@ -560,25 +568,25 @@
           <w:rFonts w:ascii="Avenir Next" w:hAnsi="Avenir Next" w:cs="Avenir Next" w:eastAsia="Avenir Next"/>
           <w:b/>
           <w:color w:val="003A70"/>
+          <w:sz w:val="22"/>
+          <w:szCs w:val="19"/>
+        </w:rPr>
+        <w:t xml:space="preserve">Step 1</w:t>
+      </w:r>
+      <w:r>
+        <w:rPr>
+          <w:rFonts w:ascii="Avenir Next" w:hAnsi="Avenir Next" w:cs="Avenir Next" w:eastAsia="Avenir Next"/>
+          <w:color w:val="1A1A1A"/>
           <w:sz w:val="19"/>
           <w:szCs w:val="19"/>
         </w:rPr>
-        <w:t xml:space="preserve">Step 1</w:t>
-      </w:r>
-      <w:r>
-        <w:rPr>
-          <w:rFonts w:ascii="Avenir Next" w:hAnsi="Avenir Next" w:cs="Avenir Next" w:eastAsia="Avenir Next"/>
-          <w:color w:val="1A1A1A"/>
-          <w:sz w:val="19"/>
-          <w:szCs w:val="19"/>
-        </w:rPr>
         <w:tab/>
       </w:r>
       <w:r>
         <w:rPr>
           <w:rFonts w:ascii="Avenir Next" w:hAnsi="Avenir Next" w:cs="Avenir Next" w:eastAsia="Avenir Next"/>
           <w:color w:val="1A1A1A"/>
-          <w:sz w:val="21"/>
+          <w:sz w:val="22"/>
           <w:szCs w:val="21"/>
         </w:rPr>
         <w:t xml:space="preserve">Pair 18 + 12 and 24 + 36.</w:t>
@@ -597,25 +605,25 @@
           <w:rFonts w:ascii="Avenir Next" w:hAnsi="Avenir Next" w:cs="Avenir Next" w:eastAsia="Avenir Next"/>
           <w:b/>
           <w:color w:val="003A70"/>
+          <w:sz w:val="22"/>
+          <w:szCs w:val="19"/>
+        </w:rPr>
+        <w:t xml:space="preserve">Step 2</w:t>
+      </w:r>
+      <w:r>
+        <w:rPr>
+          <w:rFonts w:ascii="Avenir Next" w:hAnsi="Avenir Next" w:cs="Avenir Next" w:eastAsia="Avenir Next"/>
+          <w:color w:val="1A1A1A"/>
           <w:sz w:val="19"/>
           <w:szCs w:val="19"/>
         </w:rPr>
-        <w:t xml:space="preserve">Step 2</w:t>
-      </w:r>
-      <w:r>
-        <w:rPr>
-          <w:rFonts w:ascii="Avenir Next" w:hAnsi="Avenir Next" w:cs="Avenir Next" w:eastAsia="Avenir Next"/>
-          <w:color w:val="1A1A1A"/>
-          <w:sz w:val="19"/>
-          <w:szCs w:val="19"/>
-        </w:rPr>
         <w:tab/>
       </w:r>
       <w:r>
         <w:rPr>
           <w:rFonts w:ascii="Avenir Next" w:hAnsi="Avenir Next" w:cs="Avenir Next" w:eastAsia="Avenir Next"/>
           <w:color w:val="1A1A1A"/>
-          <w:sz w:val="21"/>
+          <w:sz w:val="22"/>
           <w:szCs w:val="21"/>
         </w:rPr>
         <w:t xml:space="preserve">18 + 12 = 30 and 24 + 36 = 60.</w:t>
@@ -634,25 +642,25 @@
           <w:rFonts w:ascii="Avenir Next" w:hAnsi="Avenir Next" w:cs="Avenir Next" w:eastAsia="Avenir Next"/>
           <w:b/>
           <w:color w:val="003A70"/>
+          <w:sz w:val="22"/>
+          <w:szCs w:val="19"/>
+        </w:rPr>
+        <w:t xml:space="preserve">Step 3</w:t>
+      </w:r>
+      <w:r>
+        <w:rPr>
+          <w:rFonts w:ascii="Avenir Next" w:hAnsi="Avenir Next" w:cs="Avenir Next" w:eastAsia="Avenir Next"/>
+          <w:color w:val="1A1A1A"/>
           <w:sz w:val="19"/>
           <w:szCs w:val="19"/>
         </w:rPr>
-        <w:t xml:space="preserve">Step 3</w:t>
-      </w:r>
-      <w:r>
-        <w:rPr>
-          <w:rFonts w:ascii="Avenir Next" w:hAnsi="Avenir Next" w:cs="Avenir Next" w:eastAsia="Avenir Next"/>
-          <w:color w:val="1A1A1A"/>
-          <w:sz w:val="19"/>
-          <w:szCs w:val="19"/>
-        </w:rPr>
         <w:tab/>
       </w:r>
       <w:r>
         <w:rPr>
           <w:rFonts w:ascii="Avenir Next" w:hAnsi="Avenir Next" w:cs="Avenir Next" w:eastAsia="Avenir Next"/>
           <w:color w:val="1A1A1A"/>
-          <w:sz w:val="21"/>
+          <w:sz w:val="22"/>
           <w:szCs w:val="21"/>
         </w:rPr>
         <w:t xml:space="preserve">30 + 60 + 30 = 120.</w:t>
@@ -671,18 +679,18 @@
           <w:rFonts w:ascii="Avenir Next" w:hAnsi="Avenir Next" w:cs="Avenir Next" w:eastAsia="Avenir Next"/>
           <w:b/>
           <w:color w:val="1A1A1A"/>
+          <w:sz w:val="22"/>
+          <w:szCs w:val="21"/>
+        </w:rPr>
+        <w:t xml:space="preserve">Answer</w:t>
+      </w:r>
+      <w:r>
+        <w:rPr>
+          <w:rFonts w:ascii="Avenir Next" w:hAnsi="Avenir Next" w:cs="Avenir Next" w:eastAsia="Avenir Next"/>
+          <w:color w:val="1A1A1A"/>
           <w:sz w:val="21"/>
           <w:szCs w:val="21"/>
         </w:rPr>
-        <w:t xml:space="preserve">Answer</w:t>
-      </w:r>
-      <w:r>
-        <w:rPr>
-          <w:rFonts w:ascii="Avenir Next" w:hAnsi="Avenir Next" w:cs="Avenir Next" w:eastAsia="Avenir Next"/>
-          <w:color w:val="1A1A1A"/>
-          <w:sz w:val="21"/>
-          <w:szCs w:val="21"/>
-        </w:rPr>
         <w:tab/>
       </w:r>
       <w:r>
@@ -690,7 +698,7 @@
           <w:rFonts w:ascii="Avenir Next" w:hAnsi="Avenir Next" w:cs="Avenir Next" w:eastAsia="Avenir Next"/>
           <w:b/>
           <w:color w:val="1A1A1A"/>
-          <w:sz w:val="21"/>
+          <w:sz w:val="22"/>
           <w:szCs w:val="21"/>
         </w:rPr>
         <w:t xml:space="preserve">120</w:t>
@@ -698,6 +706,7 @@
     </w:p>
     <w:p>
       <w:pPr>
+        <w:pStyle w:val="Heading2"/>
         <w:keepNext/>
         <w:pBdr>
           <w:bottom w:val="single" w:sz="8" w:space="3" w:color="003A70"/>
@@ -713,7 +722,7 @@
           <w:b/>
           <w:color w:val="003A70"/>
           <w:spacing w:val="14"/>
-          <w:sz w:val="19"/>
+          <w:sz w:val="22"/>
           <w:szCs w:val="19"/>
         </w:rPr>
         <w:t xml:space="preserve">TRY IT WITH HELP</w:t>
@@ -732,7 +741,7 @@
           <w:rFonts w:ascii="Avenir Next" w:hAnsi="Avenir Next" w:cs="Avenir Next" w:eastAsia="Avenir Next"/>
           <w:i/>
           <w:color w:val="5A5F66"/>
-          <w:sz w:val="17"/>
+          <w:sz w:val="22"/>
           <w:szCs w:val="17"/>
         </w:rPr>
         <w:t xml:space="preserve">fill in each step</w:t>
@@ -790,35 +799,35 @@
           <w:rFonts w:ascii="Avenir Next" w:hAnsi="Avenir Next" w:cs="Avenir Next" w:eastAsia="Avenir Next"/>
           <w:b/>
           <w:color w:val="003A70"/>
+          <w:sz w:val="22"/>
+          <w:szCs w:val="18"/>
+        </w:rPr>
+        <w:t xml:space="preserve">Step 1</w:t>
+      </w:r>
+      <w:r>
+        <w:rPr>
+          <w:rFonts w:ascii="Avenir Next" w:hAnsi="Avenir Next" w:cs="Avenir Next" w:eastAsia="Avenir Next"/>
+          <w:color w:val="1A1A1A"/>
           <w:sz w:val="18"/>
           <w:szCs w:val="18"/>
         </w:rPr>
-        <w:t xml:space="preserve">Step 1</w:t>
-      </w:r>
-      <w:r>
-        <w:rPr>
-          <w:rFonts w:ascii="Avenir Next" w:hAnsi="Avenir Next" w:cs="Avenir Next" w:eastAsia="Avenir Next"/>
-          <w:color w:val="1A1A1A"/>
-          <w:sz w:val="18"/>
-          <w:szCs w:val="18"/>
-        </w:rPr>
         <w:tab/>
       </w:r>
       <w:r>
         <w:rPr>
           <w:rFonts w:ascii="Avenir Next" w:hAnsi="Avenir Next" w:cs="Avenir Next" w:eastAsia="Avenir Next"/>
           <w:color w:val="1A1A1A"/>
+          <w:sz w:val="22"/>
+          <w:szCs w:val="21"/>
+        </w:rPr>
+        <w:t xml:space="preserve">Pair 15 + </w:t>
+      </w:r>
+      <w:r>
+        <w:rPr>
+          <w:rFonts w:ascii="Avenir Next" w:hAnsi="Avenir Next" w:cs="Avenir Next" w:eastAsia="Avenir Next"/>
+          <w:color w:val="1A1A1A"/>
           <w:sz w:val="21"/>
           <w:szCs w:val="21"/>
-        </w:rPr>
-        <w:t xml:space="preserve">Pair 15 + </w:t>
-      </w:r>
-      <w:r>
-        <w:rPr>
-          <w:rFonts w:ascii="Avenir Next" w:hAnsi="Avenir Next" w:cs="Avenir Next" w:eastAsia="Avenir Next"/>
-          <w:color w:val="1A1A1A"/>
-          <w:sz w:val="21"/>
-          <w:szCs w:val="21"/>
           <w:u w:val="single"/>
         </w:rPr>
         <w:t xml:space="preserve">                </w:t>
@@ -827,7 +836,7 @@
         <w:rPr>
           <w:rFonts w:ascii="Avenir Next" w:hAnsi="Avenir Next" w:cs="Avenir Next" w:eastAsia="Avenir Next"/>
           <w:color w:val="1A1A1A"/>
-          <w:sz w:val="21"/>
+          <w:sz w:val="22"/>
           <w:szCs w:val="21"/>
         </w:rPr>
         <w:t xml:space="preserve"> and 27 + </w:t>
@@ -857,35 +866,35 @@
           <w:rFonts w:ascii="Avenir Next" w:hAnsi="Avenir Next" w:cs="Avenir Next" w:eastAsia="Avenir Next"/>
           <w:b/>
           <w:color w:val="003A70"/>
+          <w:sz w:val="22"/>
+          <w:szCs w:val="18"/>
+        </w:rPr>
+        <w:t xml:space="preserve">Step 2</w:t>
+      </w:r>
+      <w:r>
+        <w:rPr>
+          <w:rFonts w:ascii="Avenir Next" w:hAnsi="Avenir Next" w:cs="Avenir Next" w:eastAsia="Avenir Next"/>
+          <w:color w:val="1A1A1A"/>
           <w:sz w:val="18"/>
           <w:szCs w:val="18"/>
         </w:rPr>
-        <w:t xml:space="preserve">Step 2</w:t>
-      </w:r>
-      <w:r>
-        <w:rPr>
-          <w:rFonts w:ascii="Avenir Next" w:hAnsi="Avenir Next" w:cs="Avenir Next" w:eastAsia="Avenir Next"/>
-          <w:color w:val="1A1A1A"/>
-          <w:sz w:val="18"/>
-          <w:szCs w:val="18"/>
-        </w:rPr>
         <w:tab/>
       </w:r>
       <w:r>
         <w:rPr>
           <w:rFonts w:ascii="Avenir Next" w:hAnsi="Avenir Next" w:cs="Avenir Next" w:eastAsia="Avenir Next"/>
           <w:color w:val="1A1A1A"/>
+          <w:sz w:val="22"/>
+          <w:szCs w:val="21"/>
+        </w:rPr>
+        <w:t xml:space="preserve">15 + 25 = </w:t>
+      </w:r>
+      <w:r>
+        <w:rPr>
+          <w:rFonts w:ascii="Avenir Next" w:hAnsi="Avenir Next" w:cs="Avenir Next" w:eastAsia="Avenir Next"/>
+          <w:color w:val="1A1A1A"/>
           <w:sz w:val="21"/>
           <w:szCs w:val="21"/>
-        </w:rPr>
-        <w:t xml:space="preserve">15 + 25 = </w:t>
-      </w:r>
-      <w:r>
-        <w:rPr>
-          <w:rFonts w:ascii="Avenir Next" w:hAnsi="Avenir Next" w:cs="Avenir Next" w:eastAsia="Avenir Next"/>
-          <w:color w:val="1A1A1A"/>
-          <w:sz w:val="21"/>
-          <w:szCs w:val="21"/>
           <w:u w:val="single"/>
         </w:rPr>
         <w:t xml:space="preserve">                </w:t>
@@ -894,7 +903,7 @@
         <w:rPr>
           <w:rFonts w:ascii="Avenir Next" w:hAnsi="Avenir Next" w:cs="Avenir Next" w:eastAsia="Avenir Next"/>
           <w:color w:val="1A1A1A"/>
-          <w:sz w:val="21"/>
+          <w:sz w:val="22"/>
           <w:szCs w:val="21"/>
         </w:rPr>
         <w:t xml:space="preserve"> and 27 + 13 = </w:t>
@@ -924,25 +933,25 @@
           <w:rFonts w:ascii="Avenir Next" w:hAnsi="Avenir Next" w:cs="Avenir Next" w:eastAsia="Avenir Next"/>
           <w:b/>
           <w:color w:val="003A70"/>
+          <w:sz w:val="22"/>
+          <w:szCs w:val="18"/>
+        </w:rPr>
+        <w:t xml:space="preserve">Step 3</w:t>
+      </w:r>
+      <w:r>
+        <w:rPr>
+          <w:rFonts w:ascii="Avenir Next" w:hAnsi="Avenir Next" w:cs="Avenir Next" w:eastAsia="Avenir Next"/>
+          <w:color w:val="1A1A1A"/>
           <w:sz w:val="18"/>
           <w:szCs w:val="18"/>
         </w:rPr>
-        <w:t xml:space="preserve">Step 3</w:t>
-      </w:r>
-      <w:r>
-        <w:rPr>
-          <w:rFonts w:ascii="Avenir Next" w:hAnsi="Avenir Next" w:cs="Avenir Next" w:eastAsia="Avenir Next"/>
-          <w:color w:val="1A1A1A"/>
-          <w:sz w:val="18"/>
-          <w:szCs w:val="18"/>
-        </w:rPr>
         <w:tab/>
       </w:r>
       <w:r>
         <w:rPr>
           <w:rFonts w:ascii="Avenir Next" w:hAnsi="Avenir Next" w:cs="Avenir Next" w:eastAsia="Avenir Next"/>
           <w:color w:val="1A1A1A"/>
-          <w:sz w:val="21"/>
+          <w:sz w:val="22"/>
           <w:szCs w:val="21"/>
         </w:rPr>
         <w:t xml:space="preserve">40 + 40 = </w:t>
@@ -1015,35 +1024,35 @@
           <w:rFonts w:ascii="Avenir Next" w:hAnsi="Avenir Next" w:cs="Avenir Next" w:eastAsia="Avenir Next"/>
           <w:b/>
           <w:color w:val="003A70"/>
+          <w:sz w:val="22"/>
+          <w:szCs w:val="18"/>
+        </w:rPr>
+        <w:t xml:space="preserve">Step 1</w:t>
+      </w:r>
+      <w:r>
+        <w:rPr>
+          <w:rFonts w:ascii="Avenir Next" w:hAnsi="Avenir Next" w:cs="Avenir Next" w:eastAsia="Avenir Next"/>
+          <w:color w:val="1A1A1A"/>
           <w:sz w:val="18"/>
           <w:szCs w:val="18"/>
         </w:rPr>
-        <w:t xml:space="preserve">Step 1</w:t>
-      </w:r>
-      <w:r>
-        <w:rPr>
-          <w:rFonts w:ascii="Avenir Next" w:hAnsi="Avenir Next" w:cs="Avenir Next" w:eastAsia="Avenir Next"/>
-          <w:color w:val="1A1A1A"/>
-          <w:sz w:val="18"/>
-          <w:szCs w:val="18"/>
-        </w:rPr>
         <w:tab/>
       </w:r>
       <w:r>
         <w:rPr>
           <w:rFonts w:ascii="Avenir Next" w:hAnsi="Avenir Next" w:cs="Avenir Next" w:eastAsia="Avenir Next"/>
           <w:color w:val="1A1A1A"/>
+          <w:sz w:val="22"/>
+          <w:szCs w:val="21"/>
+        </w:rPr>
+        <w:t xml:space="preserve">Pair 8 + </w:t>
+      </w:r>
+      <w:r>
+        <w:rPr>
+          <w:rFonts w:ascii="Avenir Next" w:hAnsi="Avenir Next" w:cs="Avenir Next" w:eastAsia="Avenir Next"/>
+          <w:color w:val="1A1A1A"/>
           <w:sz w:val="21"/>
           <w:szCs w:val="21"/>
-        </w:rPr>
-        <w:t xml:space="preserve">Pair 8 + </w:t>
-      </w:r>
-      <w:r>
-        <w:rPr>
-          <w:rFonts w:ascii="Avenir Next" w:hAnsi="Avenir Next" w:cs="Avenir Next" w:eastAsia="Avenir Next"/>
-          <w:color w:val="1A1A1A"/>
-          <w:sz w:val="21"/>
-          <w:szCs w:val="21"/>
           <w:u w:val="single"/>
         </w:rPr>
         <w:t xml:space="preserve">                </w:t>
@@ -1052,7 +1061,7 @@
         <w:rPr>
           <w:rFonts w:ascii="Avenir Next" w:hAnsi="Avenir Next" w:cs="Avenir Next" w:eastAsia="Avenir Next"/>
           <w:color w:val="1A1A1A"/>
-          <w:sz w:val="21"/>
+          <w:sz w:val="22"/>
           <w:szCs w:val="21"/>
         </w:rPr>
         <w:t xml:space="preserve"> and 8 + </w:t>
@@ -1082,35 +1091,35 @@
           <w:rFonts w:ascii="Avenir Next" w:hAnsi="Avenir Next" w:cs="Avenir Next" w:eastAsia="Avenir Next"/>
           <w:b/>
           <w:color w:val="003A70"/>
+          <w:sz w:val="22"/>
+          <w:szCs w:val="18"/>
+        </w:rPr>
+        <w:t xml:space="preserve">Step 2</w:t>
+      </w:r>
+      <w:r>
+        <w:rPr>
+          <w:rFonts w:ascii="Avenir Next" w:hAnsi="Avenir Next" w:cs="Avenir Next" w:eastAsia="Avenir Next"/>
+          <w:color w:val="1A1A1A"/>
           <w:sz w:val="18"/>
           <w:szCs w:val="18"/>
         </w:rPr>
-        <w:t xml:space="preserve">Step 2</w:t>
-      </w:r>
-      <w:r>
-        <w:rPr>
-          <w:rFonts w:ascii="Avenir Next" w:hAnsi="Avenir Next" w:cs="Avenir Next" w:eastAsia="Avenir Next"/>
-          <w:color w:val="1A1A1A"/>
-          <w:sz w:val="18"/>
-          <w:szCs w:val="18"/>
-        </w:rPr>
         <w:tab/>
       </w:r>
       <w:r>
         <w:rPr>
           <w:rFonts w:ascii="Avenir Next" w:hAnsi="Avenir Next" w:cs="Avenir Next" w:eastAsia="Avenir Next"/>
           <w:color w:val="1A1A1A"/>
+          <w:sz w:val="22"/>
+          <w:szCs w:val="21"/>
+        </w:rPr>
+        <w:t xml:space="preserve">8 + 12 = </w:t>
+      </w:r>
+      <w:r>
+        <w:rPr>
+          <w:rFonts w:ascii="Avenir Next" w:hAnsi="Avenir Next" w:cs="Avenir Next" w:eastAsia="Avenir Next"/>
+          <w:color w:val="1A1A1A"/>
           <w:sz w:val="21"/>
           <w:szCs w:val="21"/>
-        </w:rPr>
-        <w:t xml:space="preserve">8 + 12 = </w:t>
-      </w:r>
-      <w:r>
-        <w:rPr>
-          <w:rFonts w:ascii="Avenir Next" w:hAnsi="Avenir Next" w:cs="Avenir Next" w:eastAsia="Avenir Next"/>
-          <w:color w:val="1A1A1A"/>
-          <w:sz w:val="21"/>
-          <w:szCs w:val="21"/>
           <w:u w:val="single"/>
         </w:rPr>
         <w:t xml:space="preserve">                </w:t>
@@ -1119,7 +1128,7 @@
         <w:rPr>
           <w:rFonts w:ascii="Avenir Next" w:hAnsi="Avenir Next" w:cs="Avenir Next" w:eastAsia="Avenir Next"/>
           <w:color w:val="1A1A1A"/>
-          <w:sz w:val="21"/>
+          <w:sz w:val="22"/>
           <w:szCs w:val="21"/>
         </w:rPr>
         <w:t xml:space="preserve"> two times</w:t>
@@ -1139,35 +1148,35 @@
           <w:rFonts w:ascii="Avenir Next" w:hAnsi="Avenir Next" w:cs="Avenir Next" w:eastAsia="Avenir Next"/>
           <w:b/>
           <w:color w:val="003A70"/>
+          <w:sz w:val="22"/>
+          <w:szCs w:val="18"/>
+        </w:rPr>
+        <w:t xml:space="preserve">Step 3</w:t>
+      </w:r>
+      <w:r>
+        <w:rPr>
+          <w:rFonts w:ascii="Avenir Next" w:hAnsi="Avenir Next" w:cs="Avenir Next" w:eastAsia="Avenir Next"/>
+          <w:color w:val="1A1A1A"/>
           <w:sz w:val="18"/>
           <w:szCs w:val="18"/>
         </w:rPr>
-        <w:t xml:space="preserve">Step 3</w:t>
-      </w:r>
-      <w:r>
-        <w:rPr>
-          <w:rFonts w:ascii="Avenir Next" w:hAnsi="Avenir Next" w:cs="Avenir Next" w:eastAsia="Avenir Next"/>
-          <w:color w:val="1A1A1A"/>
-          <w:sz w:val="18"/>
-          <w:szCs w:val="18"/>
-        </w:rPr>
         <w:tab/>
       </w:r>
       <w:r>
         <w:rPr>
           <w:rFonts w:ascii="Avenir Next" w:hAnsi="Avenir Next" w:cs="Avenir Next" w:eastAsia="Avenir Next"/>
           <w:color w:val="1A1A1A"/>
+          <w:sz w:val="22"/>
+          <w:szCs w:val="21"/>
+        </w:rPr>
+        <w:t xml:space="preserve">20 + 20 + 6 + 6 = </w:t>
+      </w:r>
+      <w:r>
+        <w:rPr>
+          <w:rFonts w:ascii="Avenir Next" w:hAnsi="Avenir Next" w:cs="Avenir Next" w:eastAsia="Avenir Next"/>
+          <w:color w:val="1A1A1A"/>
           <w:sz w:val="21"/>
           <w:szCs w:val="21"/>
-        </w:rPr>
-        <w:t xml:space="preserve">20 + 20 + 6 + 6 = </w:t>
-      </w:r>
-      <w:r>
-        <w:rPr>
-          <w:rFonts w:ascii="Avenir Next" w:hAnsi="Avenir Next" w:cs="Avenir Next" w:eastAsia="Avenir Next"/>
-          <w:color w:val="1A1A1A"/>
-          <w:sz w:val="21"/>
-          <w:szCs w:val="21"/>
           <w:u w:val="single"/>
         </w:rPr>
         <w:t xml:space="preserve">                </w:t>
@@ -1180,6 +1189,7 @@
     </w:p>
     <w:p>
       <w:pPr>
+        <w:pStyle w:val="Heading2"/>
         <w:keepNext/>
         <w:pBdr>
           <w:bottom w:val="single" w:sz="8" w:space="3" w:color="003A70"/>
@@ -1195,7 +1205,7 @@
           <w:b/>
           <w:color w:val="003A70"/>
           <w:spacing w:val="14"/>
-          <w:sz w:val="19"/>
+          <w:sz w:val="22"/>
           <w:szCs w:val="19"/>
         </w:rPr>
         <w:t xml:space="preserve">YOUR TURN</w:t>
@@ -1214,7 +1224,7 @@
           <w:rFonts w:ascii="Avenir Next" w:hAnsi="Avenir Next" w:cs="Avenir Next" w:eastAsia="Avenir Next"/>
           <w:i/>
           <w:color w:val="5A5F66"/>
-          <w:sz w:val="17"/>
+          <w:sz w:val="22"/>
           <w:szCs w:val="17"/>
         </w:rPr>
         <w:t xml:space="preserve">use the steps on your own</w:t>
@@ -1385,7 +1395,7 @@
                       <w:szCs w:val="22"/>
                       <w:u w:val="single"/>
                     </w:rPr>
-                    <w:t xml:space="preserve">        </w:t>
+                    <w:t xml:space="preserve">            </w:t>
                   </w:r>
                 </w:p>
               </w:tc>
@@ -1447,7 +1457,7 @@
                       <w:szCs w:val="22"/>
                       <w:u w:val="single"/>
                     </w:rPr>
-                    <w:t xml:space="preserve">        </w:t>
+                    <w:t xml:space="preserve">            </w:t>
                   </w:r>
                 </w:p>
               </w:tc>
@@ -1515,7 +1525,7 @@
                       <w:szCs w:val="22"/>
                       <w:u w:val="single"/>
                     </w:rPr>
-                    <w:t xml:space="preserve">        </w:t>
+                    <w:t xml:space="preserve">            </w:t>
                   </w:r>
                 </w:p>
               </w:tc>
@@ -1577,7 +1587,7 @@
                       <w:szCs w:val="22"/>
                       <w:u w:val="single"/>
                     </w:rPr>
-                    <w:t xml:space="preserve">        </w:t>
+                    <w:t xml:space="preserve">            </w:t>
                   </w:r>
                 </w:p>
               </w:tc>
@@ -1645,7 +1655,7 @@
                       <w:szCs w:val="22"/>
                       <w:u w:val="single"/>
                     </w:rPr>
-                    <w:t xml:space="preserve">        </w:t>
+                    <w:t xml:space="preserve">            </w:t>
                   </w:r>
                 </w:p>
               </w:tc>
@@ -1707,7 +1717,7 @@
                       <w:szCs w:val="22"/>
                       <w:u w:val="single"/>
                     </w:rPr>
-                    <w:t xml:space="preserve">        </w:t>
+                    <w:t xml:space="preserve">            </w:t>
                   </w:r>
                 </w:p>
               </w:tc>
@@ -1730,7 +1740,7 @@
       <w:pPr>
         <w:pageBreakBefore/>
         <w:keepNext/>
-        <w:spacing w:before="0" w:after="12" w:line="264" w:lineRule="auto"/>
+        <w:spacing w:before="0" w:after="12" w:line="252" w:lineRule="auto"/>
       </w:pPr>
       <w:r>
         <w:rPr>
@@ -1739,7 +1749,7 @@
           <w:caps/>
           <w:color w:val="003A70"/>
           <w:spacing w:val="12"/>
-          <w:sz w:val="19"/>
+          <w:sz w:val="22"/>
           <w:szCs w:val="19"/>
         </w:rPr>
         <w:t xml:space="preserve">Lesson 5-7  ·  Session 1  ·  Prerequisite Practice A  ·  Skill 2 of 2</w:t>
@@ -1747,6 +1757,7 @@
     </w:p>
     <w:p>
       <w:pPr>
+        <w:pStyle w:val="Heading1"/>
         <w:keepNext/>
         <w:spacing w:before="0" w:after="10" w:line="240" w:lineRule="auto"/>
       </w:pPr>
@@ -1766,13 +1777,13 @@
         <w:pBdr>
           <w:bottom w:val="single" w:sz="4" w:space="5" w:color="C9CDD2"/>
         </w:pBdr>
-        <w:spacing w:before="0" w:after="60" w:line="264" w:lineRule="auto"/>
+        <w:spacing w:before="0" w:after="60" w:line="252" w:lineRule="auto"/>
       </w:pPr>
       <w:r>
         <w:rPr>
           <w:rFonts w:ascii="Avenir Next" w:hAnsi="Avenir Next" w:cs="Avenir Next" w:eastAsia="Avenir Next"/>
           <w:color w:val="5A5F66"/>
-          <w:sz w:val="17"/>
+          <w:sz w:val="22"/>
           <w:szCs w:val="17"/>
         </w:rPr>
         <w:t xml:space="preserve">Builds on Grade 4 · 4.NBT.B.5</w:t>
@@ -1815,7 +1826,8 @@
           </w:tcPr>
           <w:p>
             <w:pPr>
-              <w:spacing w:before="0" w:after="0" w:line="252" w:lineRule="auto"/>
+              <w:pStyle w:val="Heading2"/>
+              <w:spacing w:before="0" w:after="0" w:line="246" w:lineRule="auto"/>
             </w:pPr>
             <w:r>
               <w:rPr>
@@ -1838,13 +1850,13 @@
           </w:tcPr>
           <w:p>
             <w:pPr>
-              <w:spacing w:before="0" w:after="0" w:line="264" w:lineRule="auto"/>
+              <w:spacing w:before="0" w:after="0" w:line="252" w:lineRule="auto"/>
             </w:pPr>
             <w:r>
               <w:rPr>
                 <w:rFonts w:ascii="Avenir Next" w:hAnsi="Avenir Next" w:cs="Avenir Next" w:eastAsia="Avenir Next"/>
                 <w:color w:val="1A1A1A"/>
-                <w:sz w:val="20"/>
+                <w:sz w:val="22"/>
                 <w:szCs w:val="20"/>
               </w:rPr>
               <w:t xml:space="preserve">You will double each face pair, like 2 × 48 for the top and bottom of a crate.</w:t>
@@ -1864,7 +1876,8 @@
           </w:tcPr>
           <w:p>
             <w:pPr>
-              <w:spacing w:before="0" w:after="0" w:line="252" w:lineRule="auto"/>
+              <w:pStyle w:val="Heading2"/>
+              <w:spacing w:before="0" w:after="0" w:line="246" w:lineRule="auto"/>
             </w:pPr>
             <w:r>
               <w:rPr>
@@ -1887,13 +1900,13 @@
           </w:tcPr>
           <w:p>
             <w:pPr>
-              <w:spacing w:before="0" w:after="0" w:line="264" w:lineRule="auto"/>
+              <w:spacing w:before="0" w:after="0" w:line="252" w:lineRule="auto"/>
             </w:pPr>
             <w:r>
               <w:rPr>
                 <w:rFonts w:ascii="Avenir Next" w:hAnsi="Avenir Next" w:cs="Avenir Next" w:eastAsia="Avenir Next"/>
                 <w:color w:val="1A1A1A"/>
-                <w:sz w:val="20"/>
+                <w:sz w:val="22"/>
                 <w:szCs w:val="20"/>
               </w:rPr>
               <w:t xml:space="preserve">Double a number, like 2 × 47.  </w:t>
@@ -1903,7 +1916,7 @@
                 <w:rFonts w:ascii="Avenir Next" w:hAnsi="Avenir Next" w:cs="Avenir Next" w:eastAsia="Avenir Next"/>
                 <w:b/>
                 <w:color w:val="1A1A1A"/>
-                <w:sz w:val="20"/>
+                <w:sz w:val="22"/>
                 <w:szCs w:val="20"/>
               </w:rPr>
               <w:t xml:space="preserve">You will use it in Practice Form A, problems 1, 5, and 7.</w:t>
@@ -1914,6 +1927,7 @@
     </w:tbl>
     <w:p>
       <w:pPr>
+        <w:pStyle w:val="Heading2"/>
         <w:keepNext/>
         <w:pBdr>
           <w:bottom w:val="single" w:sz="8" w:space="3" w:color="003A70"/>
@@ -1929,7 +1943,7 @@
           <w:b/>
           <w:color w:val="003A70"/>
           <w:spacing w:val="14"/>
-          <w:sz w:val="19"/>
+          <w:sz w:val="22"/>
           <w:szCs w:val="19"/>
         </w:rPr>
         <w:t xml:space="preserve">STEPS TO FOLLOW</w:t>
@@ -1948,7 +1962,7 @@
           <w:rFonts w:ascii="Avenir Next" w:hAnsi="Avenir Next" w:cs="Avenir Next" w:eastAsia="Avenir Next"/>
           <w:i/>
           <w:color w:val="5A5F66"/>
-          <w:sz w:val="17"/>
+          <w:sz w:val="22"/>
           <w:szCs w:val="17"/>
         </w:rPr>
         <w:t xml:space="preserve">use these same steps on every problem</w:t>
@@ -1990,6 +2004,7 @@
           </w:tcPr>
           <w:p>
             <w:pPr>
+              <w:pStyle w:val="Heading1"/>
               <w:spacing w:before="0" w:after="0" w:line="240" w:lineRule="auto"/>
               <w:jc w:val="center"/>
             </w:pPr>
@@ -2012,14 +2027,14 @@
           </w:tcPr>
           <w:p>
             <w:pPr>
-              <w:spacing w:before="0" w:after="0" w:line="264" w:lineRule="auto"/>
+              <w:spacing w:before="0" w:after="0" w:line="252" w:lineRule="auto"/>
             </w:pPr>
             <w:r>
               <w:rPr>
                 <w:rFonts w:ascii="Avenir Next" w:hAnsi="Avenir Next" w:cs="Avenir Next" w:eastAsia="Avenir Next"/>
                 <w:b/>
                 <w:color w:val="1A1A1A"/>
-                <w:sz w:val="21"/>
+                <w:sz w:val="22"/>
                 <w:szCs w:val="21"/>
               </w:rPr>
               <w:t xml:space="preserve">Split</w:t>
@@ -2028,7 +2043,7 @@
               <w:rPr>
                 <w:rFonts w:ascii="Avenir Next" w:hAnsi="Avenir Next" w:cs="Avenir Next" w:eastAsia="Avenir Next"/>
                 <w:color w:val="1A1A1A"/>
-                <w:sz w:val="21"/>
+                <w:sz w:val="22"/>
                 <w:szCs w:val="21"/>
               </w:rPr>
               <w:t xml:space="preserve"> the number into tens and ones.</w:t>
@@ -2047,6 +2062,7 @@
           </w:tcPr>
           <w:p>
             <w:pPr>
+              <w:pStyle w:val="Heading1"/>
               <w:spacing w:before="0" w:after="0" w:line="240" w:lineRule="auto"/>
               <w:jc w:val="center"/>
             </w:pPr>
@@ -2069,14 +2085,14 @@
           </w:tcPr>
           <w:p>
             <w:pPr>
-              <w:spacing w:before="0" w:after="0" w:line="264" w:lineRule="auto"/>
+              <w:spacing w:before="0" w:after="0" w:line="252" w:lineRule="auto"/>
             </w:pPr>
             <w:r>
               <w:rPr>
                 <w:rFonts w:ascii="Avenir Next" w:hAnsi="Avenir Next" w:cs="Avenir Next" w:eastAsia="Avenir Next"/>
                 <w:b/>
                 <w:color w:val="1A1A1A"/>
-                <w:sz w:val="21"/>
+                <w:sz w:val="22"/>
                 <w:szCs w:val="21"/>
               </w:rPr>
               <w:t xml:space="preserve">Double</w:t>
@@ -2085,7 +2101,7 @@
               <w:rPr>
                 <w:rFonts w:ascii="Avenir Next" w:hAnsi="Avenir Next" w:cs="Avenir Next" w:eastAsia="Avenir Next"/>
                 <w:color w:val="1A1A1A"/>
-                <w:sz w:val="21"/>
+                <w:sz w:val="22"/>
                 <w:szCs w:val="21"/>
               </w:rPr>
               <w:t xml:space="preserve"> each part.</w:t>
@@ -2104,6 +2120,7 @@
           </w:tcPr>
           <w:p>
             <w:pPr>
+              <w:pStyle w:val="Heading1"/>
               <w:spacing w:before="0" w:after="0" w:line="240" w:lineRule="auto"/>
               <w:jc w:val="center"/>
             </w:pPr>
@@ -2126,14 +2143,14 @@
           </w:tcPr>
           <w:p>
             <w:pPr>
-              <w:spacing w:before="0" w:after="0" w:line="264" w:lineRule="auto"/>
+              <w:spacing w:before="0" w:after="0" w:line="252" w:lineRule="auto"/>
             </w:pPr>
             <w:r>
               <w:rPr>
                 <w:rFonts w:ascii="Avenir Next" w:hAnsi="Avenir Next" w:cs="Avenir Next" w:eastAsia="Avenir Next"/>
                 <w:b/>
                 <w:color w:val="1A1A1A"/>
-                <w:sz w:val="21"/>
+                <w:sz w:val="22"/>
                 <w:szCs w:val="21"/>
               </w:rPr>
               <w:t xml:space="preserve">Add</w:t>
@@ -2142,7 +2159,7 @@
               <w:rPr>
                 <w:rFonts w:ascii="Avenir Next" w:hAnsi="Avenir Next" w:cs="Avenir Next" w:eastAsia="Avenir Next"/>
                 <w:color w:val="1A1A1A"/>
-                <w:sz w:val="21"/>
+                <w:sz w:val="22"/>
                 <w:szCs w:val="21"/>
               </w:rPr>
               <w:t xml:space="preserve"> the two doubles.</w:t>
@@ -2153,6 +2170,7 @@
     </w:tbl>
     <w:p>
       <w:pPr>
+        <w:pStyle w:val="Heading2"/>
         <w:keepNext/>
         <w:pBdr>
           <w:bottom w:val="single" w:sz="8" w:space="3" w:color="003A70"/>
@@ -2168,7 +2186,7 @@
           <w:b/>
           <w:color w:val="003A70"/>
           <w:spacing w:val="14"/>
-          <w:sz w:val="19"/>
+          <w:sz w:val="22"/>
           <w:szCs w:val="19"/>
         </w:rPr>
         <w:t xml:space="preserve">WATCH ME</w:t>
@@ -2187,7 +2205,7 @@
           <w:rFonts w:ascii="Avenir Next" w:hAnsi="Avenir Next" w:cs="Avenir Next" w:eastAsia="Avenir Next"/>
           <w:i/>
           <w:color w:val="5A5F66"/>
-          <w:sz w:val="17"/>
+          <w:sz w:val="22"/>
           <w:szCs w:val="17"/>
         </w:rPr>
         <w:t xml:space="preserve">the steps in action</w:t>
@@ -2195,14 +2213,14 @@
     </w:p>
     <w:p>
       <w:pPr>
-        <w:spacing w:before="0" w:after="40" w:line="264" w:lineRule="auto"/>
+        <w:spacing w:before="0" w:after="40" w:line="252" w:lineRule="auto"/>
       </w:pPr>
       <w:r>
         <w:rPr>
           <w:rFonts w:ascii="Avenir Next" w:hAnsi="Avenir Next" w:cs="Avenir Next" w:eastAsia="Avenir Next"/>
           <w:b/>
           <w:color w:val="1A1A1A"/>
-          <w:sz w:val="21"/>
+          <w:sz w:val="22"/>
           <w:szCs w:val="21"/>
         </w:rPr>
         <w:t xml:space="preserve">Double 47.</w:t>
@@ -2213,7 +2231,7 @@
         <w:tabs>
           <w:tab w:val="left" w:pos="950"/>
         </w:tabs>
-        <w:spacing w:before="0" w:after="24" w:line="256" w:lineRule="auto"/>
+        <w:spacing w:before="0" w:after="24" w:line="248" w:lineRule="auto"/>
         <w:ind w:left="950" w:hanging="950"/>
       </w:pPr>
       <w:r>
@@ -2221,25 +2239,25 @@
           <w:rFonts w:ascii="Avenir Next" w:hAnsi="Avenir Next" w:cs="Avenir Next" w:eastAsia="Avenir Next"/>
           <w:b/>
           <w:color w:val="003A70"/>
+          <w:sz w:val="22"/>
+          <w:szCs w:val="19"/>
+        </w:rPr>
+        <w:t xml:space="preserve">Step 1</w:t>
+      </w:r>
+      <w:r>
+        <w:rPr>
+          <w:rFonts w:ascii="Avenir Next" w:hAnsi="Avenir Next" w:cs="Avenir Next" w:eastAsia="Avenir Next"/>
+          <w:color w:val="1A1A1A"/>
           <w:sz w:val="19"/>
           <w:szCs w:val="19"/>
         </w:rPr>
-        <w:t xml:space="preserve">Step 1</w:t>
-      </w:r>
-      <w:r>
-        <w:rPr>
-          <w:rFonts w:ascii="Avenir Next" w:hAnsi="Avenir Next" w:cs="Avenir Next" w:eastAsia="Avenir Next"/>
-          <w:color w:val="1A1A1A"/>
-          <w:sz w:val="19"/>
-          <w:szCs w:val="19"/>
-        </w:rPr>
         <w:tab/>
       </w:r>
       <w:r>
         <w:rPr>
           <w:rFonts w:ascii="Avenir Next" w:hAnsi="Avenir Next" w:cs="Avenir Next" w:eastAsia="Avenir Next"/>
           <w:color w:val="1A1A1A"/>
-          <w:sz w:val="21"/>
+          <w:sz w:val="22"/>
           <w:szCs w:val="21"/>
         </w:rPr>
         <w:t xml:space="preserve">47 = 40 + 7.</w:t>
@@ -2250,7 +2268,7 @@
         <w:tabs>
           <w:tab w:val="left" w:pos="950"/>
         </w:tabs>
-        <w:spacing w:before="0" w:after="24" w:line="256" w:lineRule="auto"/>
+        <w:spacing w:before="0" w:after="24" w:line="248" w:lineRule="auto"/>
         <w:ind w:left="950" w:hanging="950"/>
       </w:pPr>
       <w:r>
@@ -2258,25 +2276,25 @@
           <w:rFonts w:ascii="Avenir Next" w:hAnsi="Avenir Next" w:cs="Avenir Next" w:eastAsia="Avenir Next"/>
           <w:b/>
           <w:color w:val="003A70"/>
+          <w:sz w:val="22"/>
+          <w:szCs w:val="19"/>
+        </w:rPr>
+        <w:t xml:space="preserve">Step 2</w:t>
+      </w:r>
+      <w:r>
+        <w:rPr>
+          <w:rFonts w:ascii="Avenir Next" w:hAnsi="Avenir Next" w:cs="Avenir Next" w:eastAsia="Avenir Next"/>
+          <w:color w:val="1A1A1A"/>
           <w:sz w:val="19"/>
           <w:szCs w:val="19"/>
         </w:rPr>
-        <w:t xml:space="preserve">Step 2</w:t>
-      </w:r>
-      <w:r>
-        <w:rPr>
-          <w:rFonts w:ascii="Avenir Next" w:hAnsi="Avenir Next" w:cs="Avenir Next" w:eastAsia="Avenir Next"/>
-          <w:color w:val="1A1A1A"/>
-          <w:sz w:val="19"/>
-          <w:szCs w:val="19"/>
-        </w:rPr>
         <w:tab/>
       </w:r>
       <w:r>
         <w:rPr>
           <w:rFonts w:ascii="Avenir Next" w:hAnsi="Avenir Next" w:cs="Avenir Next" w:eastAsia="Avenir Next"/>
           <w:color w:val="1A1A1A"/>
-          <w:sz w:val="21"/>
+          <w:sz w:val="22"/>
           <w:szCs w:val="21"/>
         </w:rPr>
         <w:t xml:space="preserve">Double 40 is 80 and double 7 is 14.</w:t>
@@ -2287,7 +2305,7 @@
         <w:tabs>
           <w:tab w:val="left" w:pos="950"/>
         </w:tabs>
-        <w:spacing w:before="0" w:after="24" w:line="256" w:lineRule="auto"/>
+        <w:spacing w:before="0" w:after="24" w:line="248" w:lineRule="auto"/>
         <w:ind w:left="950" w:hanging="950"/>
       </w:pPr>
       <w:r>
@@ -2295,25 +2313,25 @@
           <w:rFonts w:ascii="Avenir Next" w:hAnsi="Avenir Next" w:cs="Avenir Next" w:eastAsia="Avenir Next"/>
           <w:b/>
           <w:color w:val="003A70"/>
+          <w:sz w:val="22"/>
+          <w:szCs w:val="19"/>
+        </w:rPr>
+        <w:t xml:space="preserve">Step 3</w:t>
+      </w:r>
+      <w:r>
+        <w:rPr>
+          <w:rFonts w:ascii="Avenir Next" w:hAnsi="Avenir Next" w:cs="Avenir Next" w:eastAsia="Avenir Next"/>
+          <w:color w:val="1A1A1A"/>
           <w:sz w:val="19"/>
           <w:szCs w:val="19"/>
         </w:rPr>
-        <w:t xml:space="preserve">Step 3</w:t>
-      </w:r>
-      <w:r>
-        <w:rPr>
-          <w:rFonts w:ascii="Avenir Next" w:hAnsi="Avenir Next" w:cs="Avenir Next" w:eastAsia="Avenir Next"/>
-          <w:color w:val="1A1A1A"/>
-          <w:sz w:val="19"/>
-          <w:szCs w:val="19"/>
-        </w:rPr>
         <w:tab/>
       </w:r>
       <w:r>
         <w:rPr>
           <w:rFonts w:ascii="Avenir Next" w:hAnsi="Avenir Next" w:cs="Avenir Next" w:eastAsia="Avenir Next"/>
           <w:color w:val="1A1A1A"/>
-          <w:sz w:val="21"/>
+          <w:sz w:val="22"/>
           <w:szCs w:val="21"/>
         </w:rPr>
         <w:t xml:space="preserve">80 + 14 = 94.</w:t>
@@ -2324,7 +2342,7 @@
         <w:tabs>
           <w:tab w:val="left" w:pos="950"/>
         </w:tabs>
-        <w:spacing w:before="20" w:after="0" w:line="256" w:lineRule="auto"/>
+        <w:spacing w:before="20" w:after="0" w:line="248" w:lineRule="auto"/>
         <w:ind w:left="950" w:hanging="950"/>
       </w:pPr>
       <w:r>
@@ -2332,18 +2350,18 @@
           <w:rFonts w:ascii="Avenir Next" w:hAnsi="Avenir Next" w:cs="Avenir Next" w:eastAsia="Avenir Next"/>
           <w:b/>
           <w:color w:val="1A1A1A"/>
+          <w:sz w:val="22"/>
+          <w:szCs w:val="21"/>
+        </w:rPr>
+        <w:t xml:space="preserve">Answer</w:t>
+      </w:r>
+      <w:r>
+        <w:rPr>
+          <w:rFonts w:ascii="Avenir Next" w:hAnsi="Avenir Next" w:cs="Avenir Next" w:eastAsia="Avenir Next"/>
+          <w:color w:val="1A1A1A"/>
           <w:sz w:val="21"/>
           <w:szCs w:val="21"/>
         </w:rPr>
-        <w:t xml:space="preserve">Answer</w:t>
-      </w:r>
-      <w:r>
-        <w:rPr>
-          <w:rFonts w:ascii="Avenir Next" w:hAnsi="Avenir Next" w:cs="Avenir Next" w:eastAsia="Avenir Next"/>
-          <w:color w:val="1A1A1A"/>
-          <w:sz w:val="21"/>
-          <w:szCs w:val="21"/>
-        </w:rPr>
         <w:tab/>
       </w:r>
       <w:r>
@@ -2351,7 +2369,7 @@
           <w:rFonts w:ascii="Avenir Next" w:hAnsi="Avenir Next" w:cs="Avenir Next" w:eastAsia="Avenir Next"/>
           <w:b/>
           <w:color w:val="1A1A1A"/>
-          <w:sz w:val="21"/>
+          <w:sz w:val="22"/>
           <w:szCs w:val="21"/>
         </w:rPr>
         <w:t xml:space="preserve">94</w:t>
@@ -2359,6 +2377,7 @@
     </w:p>
     <w:p>
       <w:pPr>
+        <w:pStyle w:val="Heading2"/>
         <w:keepNext/>
         <w:pBdr>
           <w:bottom w:val="single" w:sz="8" w:space="3" w:color="003A70"/>
@@ -2374,7 +2393,7 @@
           <w:b/>
           <w:color w:val="003A70"/>
           <w:spacing w:val="14"/>
-          <w:sz w:val="19"/>
+          <w:sz w:val="22"/>
           <w:szCs w:val="19"/>
         </w:rPr>
         <w:t xml:space="preserve">TRY IT WITH HELP</w:t>
@@ -2393,7 +2412,7 @@
           <w:rFonts w:ascii="Avenir Next" w:hAnsi="Avenir Next" w:cs="Avenir Next" w:eastAsia="Avenir Next"/>
           <w:i/>
           <w:color w:val="5A5F66"/>
-          <w:sz w:val="17"/>
+          <w:sz w:val="22"/>
           <w:szCs w:val="17"/>
         </w:rPr>
         <w:t xml:space="preserve">fill in each step</w:t>
@@ -2405,7 +2424,7 @@
         <w:tabs>
           <w:tab w:val="left" w:pos="432"/>
         </w:tabs>
-        <w:spacing w:before="90" w:after="40" w:line="268" w:lineRule="auto"/>
+        <w:spacing w:before="90" w:after="40" w:line="254" w:lineRule="auto"/>
         <w:ind w:left="432" w:hanging="432"/>
       </w:pPr>
       <w:r>
@@ -2443,7 +2462,7 @@
         <w:tabs>
           <w:tab w:val="left" w:pos="1300"/>
         </w:tabs>
-        <w:spacing w:before="0" w:after="24" w:line="272" w:lineRule="auto"/>
+        <w:spacing w:before="0" w:after="24" w:line="256" w:lineRule="auto"/>
         <w:ind w:left="1300" w:hanging="868"/>
       </w:pPr>
       <w:r>
@@ -2451,25 +2470,25 @@
           <w:rFonts w:ascii="Avenir Next" w:hAnsi="Avenir Next" w:cs="Avenir Next" w:eastAsia="Avenir Next"/>
           <w:b/>
           <w:color w:val="003A70"/>
+          <w:sz w:val="22"/>
+          <w:szCs w:val="18"/>
+        </w:rPr>
+        <w:t xml:space="preserve">Step 1</w:t>
+      </w:r>
+      <w:r>
+        <w:rPr>
+          <w:rFonts w:ascii="Avenir Next" w:hAnsi="Avenir Next" w:cs="Avenir Next" w:eastAsia="Avenir Next"/>
+          <w:color w:val="1A1A1A"/>
           <w:sz w:val="18"/>
           <w:szCs w:val="18"/>
         </w:rPr>
-        <w:t xml:space="preserve">Step 1</w:t>
-      </w:r>
-      <w:r>
-        <w:rPr>
-          <w:rFonts w:ascii="Avenir Next" w:hAnsi="Avenir Next" w:cs="Avenir Next" w:eastAsia="Avenir Next"/>
-          <w:color w:val="1A1A1A"/>
-          <w:sz w:val="18"/>
-          <w:szCs w:val="18"/>
-        </w:rPr>
         <w:tab/>
       </w:r>
       <w:r>
         <w:rPr>
           <w:rFonts w:ascii="Avenir Next" w:hAnsi="Avenir Next" w:cs="Avenir Next" w:eastAsia="Avenir Next"/>
           <w:color w:val="1A1A1A"/>
-          <w:sz w:val="21"/>
+          <w:sz w:val="22"/>
           <w:szCs w:val="21"/>
         </w:rPr>
         <w:t xml:space="preserve">36 = 30 + </w:t>
@@ -2491,7 +2510,7 @@
         <w:tabs>
           <w:tab w:val="left" w:pos="1300"/>
         </w:tabs>
-        <w:spacing w:before="0" w:after="24" w:line="272" w:lineRule="auto"/>
+        <w:spacing w:before="0" w:after="24" w:line="256" w:lineRule="auto"/>
         <w:ind w:left="1300" w:hanging="868"/>
       </w:pPr>
       <w:r>
@@ -2499,35 +2518,35 @@
           <w:rFonts w:ascii="Avenir Next" w:hAnsi="Avenir Next" w:cs="Avenir Next" w:eastAsia="Avenir Next"/>
           <w:b/>
           <w:color w:val="003A70"/>
+          <w:sz w:val="22"/>
+          <w:szCs w:val="18"/>
+        </w:rPr>
+        <w:t xml:space="preserve">Step 2</w:t>
+      </w:r>
+      <w:r>
+        <w:rPr>
+          <w:rFonts w:ascii="Avenir Next" w:hAnsi="Avenir Next" w:cs="Avenir Next" w:eastAsia="Avenir Next"/>
+          <w:color w:val="1A1A1A"/>
           <w:sz w:val="18"/>
           <w:szCs w:val="18"/>
         </w:rPr>
-        <w:t xml:space="preserve">Step 2</w:t>
-      </w:r>
-      <w:r>
-        <w:rPr>
-          <w:rFonts w:ascii="Avenir Next" w:hAnsi="Avenir Next" w:cs="Avenir Next" w:eastAsia="Avenir Next"/>
-          <w:color w:val="1A1A1A"/>
-          <w:sz w:val="18"/>
-          <w:szCs w:val="18"/>
-        </w:rPr>
         <w:tab/>
       </w:r>
       <w:r>
         <w:rPr>
           <w:rFonts w:ascii="Avenir Next" w:hAnsi="Avenir Next" w:cs="Avenir Next" w:eastAsia="Avenir Next"/>
           <w:color w:val="1A1A1A"/>
+          <w:sz w:val="22"/>
+          <w:szCs w:val="21"/>
+        </w:rPr>
+        <w:t xml:space="preserve">Double 30 is </w:t>
+      </w:r>
+      <w:r>
+        <w:rPr>
+          <w:rFonts w:ascii="Avenir Next" w:hAnsi="Avenir Next" w:cs="Avenir Next" w:eastAsia="Avenir Next"/>
+          <w:color w:val="1A1A1A"/>
           <w:sz w:val="21"/>
           <w:szCs w:val="21"/>
-        </w:rPr>
-        <w:t xml:space="preserve">Double 30 is </w:t>
-      </w:r>
-      <w:r>
-        <w:rPr>
-          <w:rFonts w:ascii="Avenir Next" w:hAnsi="Avenir Next" w:cs="Avenir Next" w:eastAsia="Avenir Next"/>
-          <w:color w:val="1A1A1A"/>
-          <w:sz w:val="21"/>
-          <w:szCs w:val="21"/>
           <w:u w:val="single"/>
         </w:rPr>
         <w:t xml:space="preserve">                </w:t>
@@ -2536,7 +2555,7 @@
         <w:rPr>
           <w:rFonts w:ascii="Avenir Next" w:hAnsi="Avenir Next" w:cs="Avenir Next" w:eastAsia="Avenir Next"/>
           <w:color w:val="1A1A1A"/>
-          <w:sz w:val="21"/>
+          <w:sz w:val="22"/>
           <w:szCs w:val="21"/>
         </w:rPr>
         <w:t xml:space="preserve"> and double 6 is </w:t>
@@ -2558,7 +2577,7 @@
         <w:tabs>
           <w:tab w:val="left" w:pos="1300"/>
         </w:tabs>
-        <w:spacing w:before="0" w:after="24" w:line="272" w:lineRule="auto"/>
+        <w:spacing w:before="0" w:after="24" w:line="256" w:lineRule="auto"/>
         <w:ind w:left="1300" w:hanging="868"/>
       </w:pPr>
       <w:r>
@@ -2566,25 +2585,25 @@
           <w:rFonts w:ascii="Avenir Next" w:hAnsi="Avenir Next" w:cs="Avenir Next" w:eastAsia="Avenir Next"/>
           <w:b/>
           <w:color w:val="003A70"/>
+          <w:sz w:val="22"/>
+          <w:szCs w:val="18"/>
+        </w:rPr>
+        <w:t xml:space="preserve">Step 3</w:t>
+      </w:r>
+      <w:r>
+        <w:rPr>
+          <w:rFonts w:ascii="Avenir Next" w:hAnsi="Avenir Next" w:cs="Avenir Next" w:eastAsia="Avenir Next"/>
+          <w:color w:val="1A1A1A"/>
           <w:sz w:val="18"/>
           <w:szCs w:val="18"/>
         </w:rPr>
-        <w:t xml:space="preserve">Step 3</w:t>
-      </w:r>
-      <w:r>
-        <w:rPr>
-          <w:rFonts w:ascii="Avenir Next" w:hAnsi="Avenir Next" w:cs="Avenir Next" w:eastAsia="Avenir Next"/>
-          <w:color w:val="1A1A1A"/>
-          <w:sz w:val="18"/>
-          <w:szCs w:val="18"/>
-        </w:rPr>
         <w:tab/>
       </w:r>
       <w:r>
         <w:rPr>
           <w:rFonts w:ascii="Avenir Next" w:hAnsi="Avenir Next" w:cs="Avenir Next" w:eastAsia="Avenir Next"/>
           <w:color w:val="1A1A1A"/>
-          <w:sz w:val="21"/>
+          <w:sz w:val="22"/>
           <w:szCs w:val="21"/>
         </w:rPr>
         <w:t xml:space="preserve">60 + 12 = </w:t>
@@ -2611,7 +2630,7 @@
         <w:tabs>
           <w:tab w:val="left" w:pos="432"/>
         </w:tabs>
-        <w:spacing w:before="90" w:after="40" w:line="268" w:lineRule="auto"/>
+        <w:spacing w:before="90" w:after="40" w:line="254" w:lineRule="auto"/>
         <w:ind w:left="432" w:hanging="432"/>
       </w:pPr>
       <w:r>
@@ -2649,7 +2668,7 @@
         <w:tabs>
           <w:tab w:val="left" w:pos="1300"/>
         </w:tabs>
-        <w:spacing w:before="0" w:after="24" w:line="272" w:lineRule="auto"/>
+        <w:spacing w:before="0" w:after="24" w:line="256" w:lineRule="auto"/>
         <w:ind w:left="1300" w:hanging="868"/>
       </w:pPr>
       <w:r>
@@ -2657,25 +2676,25 @@
           <w:rFonts w:ascii="Avenir Next" w:hAnsi="Avenir Next" w:cs="Avenir Next" w:eastAsia="Avenir Next"/>
           <w:b/>
           <w:color w:val="003A70"/>
+          <w:sz w:val="22"/>
+          <w:szCs w:val="18"/>
+        </w:rPr>
+        <w:t xml:space="preserve">Step 1</w:t>
+      </w:r>
+      <w:r>
+        <w:rPr>
+          <w:rFonts w:ascii="Avenir Next" w:hAnsi="Avenir Next" w:cs="Avenir Next" w:eastAsia="Avenir Next"/>
+          <w:color w:val="1A1A1A"/>
           <w:sz w:val="18"/>
           <w:szCs w:val="18"/>
         </w:rPr>
-        <w:t xml:space="preserve">Step 1</w:t>
-      </w:r>
-      <w:r>
-        <w:rPr>
-          <w:rFonts w:ascii="Avenir Next" w:hAnsi="Avenir Next" w:cs="Avenir Next" w:eastAsia="Avenir Next"/>
-          <w:color w:val="1A1A1A"/>
-          <w:sz w:val="18"/>
-          <w:szCs w:val="18"/>
-        </w:rPr>
         <w:tab/>
       </w:r>
       <w:r>
         <w:rPr>
           <w:rFonts w:ascii="Avenir Next" w:hAnsi="Avenir Next" w:cs="Avenir Next" w:eastAsia="Avenir Next"/>
           <w:color w:val="1A1A1A"/>
-          <w:sz w:val="21"/>
+          <w:sz w:val="22"/>
           <w:szCs w:val="21"/>
         </w:rPr>
         <w:t xml:space="preserve">84 = 80 + </w:t>
@@ -2697,7 +2716,7 @@
         <w:tabs>
           <w:tab w:val="left" w:pos="1300"/>
         </w:tabs>
-        <w:spacing w:before="0" w:after="24" w:line="272" w:lineRule="auto"/>
+        <w:spacing w:before="0" w:after="24" w:line="256" w:lineRule="auto"/>
         <w:ind w:left="1300" w:hanging="868"/>
       </w:pPr>
       <w:r>
@@ -2705,35 +2724,35 @@
           <w:rFonts w:ascii="Avenir Next" w:hAnsi="Avenir Next" w:cs="Avenir Next" w:eastAsia="Avenir Next"/>
           <w:b/>
           <w:color w:val="003A70"/>
+          <w:sz w:val="22"/>
+          <w:szCs w:val="18"/>
+        </w:rPr>
+        <w:t xml:space="preserve">Step 2</w:t>
+      </w:r>
+      <w:r>
+        <w:rPr>
+          <w:rFonts w:ascii="Avenir Next" w:hAnsi="Avenir Next" w:cs="Avenir Next" w:eastAsia="Avenir Next"/>
+          <w:color w:val="1A1A1A"/>
           <w:sz w:val="18"/>
           <w:szCs w:val="18"/>
         </w:rPr>
-        <w:t xml:space="preserve">Step 2</w:t>
-      </w:r>
-      <w:r>
-        <w:rPr>
-          <w:rFonts w:ascii="Avenir Next" w:hAnsi="Avenir Next" w:cs="Avenir Next" w:eastAsia="Avenir Next"/>
-          <w:color w:val="1A1A1A"/>
-          <w:sz w:val="18"/>
-          <w:szCs w:val="18"/>
-        </w:rPr>
         <w:tab/>
       </w:r>
       <w:r>
         <w:rPr>
           <w:rFonts w:ascii="Avenir Next" w:hAnsi="Avenir Next" w:cs="Avenir Next" w:eastAsia="Avenir Next"/>
           <w:color w:val="1A1A1A"/>
+          <w:sz w:val="22"/>
+          <w:szCs w:val="21"/>
+        </w:rPr>
+        <w:t xml:space="preserve">Double 80 is </w:t>
+      </w:r>
+      <w:r>
+        <w:rPr>
+          <w:rFonts w:ascii="Avenir Next" w:hAnsi="Avenir Next" w:cs="Avenir Next" w:eastAsia="Avenir Next"/>
+          <w:color w:val="1A1A1A"/>
           <w:sz w:val="21"/>
           <w:szCs w:val="21"/>
-        </w:rPr>
-        <w:t xml:space="preserve">Double 80 is </w:t>
-      </w:r>
-      <w:r>
-        <w:rPr>
-          <w:rFonts w:ascii="Avenir Next" w:hAnsi="Avenir Next" w:cs="Avenir Next" w:eastAsia="Avenir Next"/>
-          <w:color w:val="1A1A1A"/>
-          <w:sz w:val="21"/>
-          <w:szCs w:val="21"/>
           <w:u w:val="single"/>
         </w:rPr>
         <w:t xml:space="preserve">                </w:t>
@@ -2742,7 +2761,7 @@
         <w:rPr>
           <w:rFonts w:ascii="Avenir Next" w:hAnsi="Avenir Next" w:cs="Avenir Next" w:eastAsia="Avenir Next"/>
           <w:color w:val="1A1A1A"/>
-          <w:sz w:val="21"/>
+          <w:sz w:val="22"/>
           <w:szCs w:val="21"/>
         </w:rPr>
         <w:t xml:space="preserve"> and double 4 is </w:t>
@@ -2764,7 +2783,7 @@
         <w:tabs>
           <w:tab w:val="left" w:pos="1300"/>
         </w:tabs>
-        <w:spacing w:before="0" w:after="24" w:line="272" w:lineRule="auto"/>
+        <w:spacing w:before="0" w:after="24" w:line="256" w:lineRule="auto"/>
         <w:ind w:left="1300" w:hanging="868"/>
       </w:pPr>
       <w:r>
@@ -2772,35 +2791,35 @@
           <w:rFonts w:ascii="Avenir Next" w:hAnsi="Avenir Next" w:cs="Avenir Next" w:eastAsia="Avenir Next"/>
           <w:b/>
           <w:color w:val="003A70"/>
+          <w:sz w:val="22"/>
+          <w:szCs w:val="18"/>
+        </w:rPr>
+        <w:t xml:space="preserve">Step 3</w:t>
+      </w:r>
+      <w:r>
+        <w:rPr>
+          <w:rFonts w:ascii="Avenir Next" w:hAnsi="Avenir Next" w:cs="Avenir Next" w:eastAsia="Avenir Next"/>
+          <w:color w:val="1A1A1A"/>
           <w:sz w:val="18"/>
           <w:szCs w:val="18"/>
         </w:rPr>
-        <w:t xml:space="preserve">Step 3</w:t>
-      </w:r>
-      <w:r>
-        <w:rPr>
-          <w:rFonts w:ascii="Avenir Next" w:hAnsi="Avenir Next" w:cs="Avenir Next" w:eastAsia="Avenir Next"/>
-          <w:color w:val="1A1A1A"/>
-          <w:sz w:val="18"/>
-          <w:szCs w:val="18"/>
-        </w:rPr>
         <w:tab/>
       </w:r>
       <w:r>
         <w:rPr>
           <w:rFonts w:ascii="Avenir Next" w:hAnsi="Avenir Next" w:cs="Avenir Next" w:eastAsia="Avenir Next"/>
           <w:color w:val="1A1A1A"/>
+          <w:sz w:val="22"/>
+          <w:szCs w:val="21"/>
+        </w:rPr>
+        <w:t xml:space="preserve">160 + 8 = </w:t>
+      </w:r>
+      <w:r>
+        <w:rPr>
+          <w:rFonts w:ascii="Avenir Next" w:hAnsi="Avenir Next" w:cs="Avenir Next" w:eastAsia="Avenir Next"/>
+          <w:color w:val="1A1A1A"/>
           <w:sz w:val="21"/>
           <w:szCs w:val="21"/>
-        </w:rPr>
-        <w:t xml:space="preserve">160 + 8 = </w:t>
-      </w:r>
-      <w:r>
-        <w:rPr>
-          <w:rFonts w:ascii="Avenir Next" w:hAnsi="Avenir Next" w:cs="Avenir Next" w:eastAsia="Avenir Next"/>
-          <w:color w:val="1A1A1A"/>
-          <w:sz w:val="21"/>
-          <w:szCs w:val="21"/>
           <w:u w:val="single"/>
         </w:rPr>
         <w:t xml:space="preserve">                </w:t>
@@ -2813,6 +2832,7 @@
     </w:p>
     <w:p>
       <w:pPr>
+        <w:pStyle w:val="Heading2"/>
         <w:keepNext/>
         <w:pBdr>
           <w:bottom w:val="single" w:sz="8" w:space="3" w:color="003A70"/>
@@ -2828,7 +2848,7 @@
           <w:b/>
           <w:color w:val="003A70"/>
           <w:spacing w:val="14"/>
-          <w:sz w:val="19"/>
+          <w:sz w:val="22"/>
           <w:szCs w:val="19"/>
         </w:rPr>
         <w:t xml:space="preserve">YOUR TURN</w:t>
@@ -2847,7 +2867,7 @@
           <w:rFonts w:ascii="Avenir Next" w:hAnsi="Avenir Next" w:cs="Avenir Next" w:eastAsia="Avenir Next"/>
           <w:i/>
           <w:color w:val="5A5F66"/>
-          <w:sz w:val="17"/>
+          <w:sz w:val="22"/>
           <w:szCs w:val="17"/>
         </w:rPr>
         <w:t xml:space="preserve">use the steps on your own</w:t>
@@ -2897,7 +2917,7 @@
               <w:tabs>
                 <w:tab w:val="left" w:pos="432"/>
               </w:tabs>
-              <w:spacing w:before="90" w:after="40" w:line="268" w:lineRule="auto"/>
+              <w:spacing w:before="90" w:after="40" w:line="254" w:lineRule="auto"/>
               <w:ind w:left="432" w:hanging="432"/>
             </w:pPr>
             <w:r>
@@ -2971,7 +2991,7 @@
                     <w:tabs>
                       <w:tab w:val="left" w:pos="340"/>
                     </w:tabs>
-                    <w:spacing w:before="0" w:after="0" w:line="276" w:lineRule="auto"/>
+                    <w:spacing w:before="0" w:after="0" w:line="258" w:lineRule="auto"/>
                     <w:ind w:left="340" w:hanging="340"/>
                   </w:pPr>
                   <w:r>
@@ -3019,7 +3039,7 @@
                       <w:szCs w:val="22"/>
                       <w:u w:val="single"/>
                     </w:rPr>
-                    <w:t xml:space="preserve">        </w:t>
+                    <w:t xml:space="preserve">            </w:t>
                   </w:r>
                 </w:p>
               </w:tc>
@@ -3033,7 +3053,7 @@
                     <w:tabs>
                       <w:tab w:val="left" w:pos="340"/>
                     </w:tabs>
-                    <w:spacing w:before="0" w:after="0" w:line="276" w:lineRule="auto"/>
+                    <w:spacing w:before="0" w:after="0" w:line="258" w:lineRule="auto"/>
                     <w:ind w:left="340" w:hanging="340"/>
                   </w:pPr>
                   <w:r>
@@ -3081,7 +3101,7 @@
                       <w:szCs w:val="22"/>
                       <w:u w:val="single"/>
                     </w:rPr>
-                    <w:t xml:space="preserve">        </w:t>
+                    <w:t xml:space="preserve">            </w:t>
                   </w:r>
                 </w:p>
               </w:tc>
@@ -3095,7 +3115,7 @@
                     <w:tabs>
                       <w:tab w:val="left" w:pos="340"/>
                     </w:tabs>
-                    <w:spacing w:before="0" w:after="0" w:line="276" w:lineRule="auto"/>
+                    <w:spacing w:before="0" w:after="0" w:line="258" w:lineRule="auto"/>
                     <w:ind w:left="340" w:hanging="340"/>
                   </w:pPr>
                   <w:r>
@@ -3143,7 +3163,7 @@
                       <w:szCs w:val="22"/>
                       <w:u w:val="single"/>
                     </w:rPr>
-                    <w:t xml:space="preserve">        </w:t>
+                    <w:t xml:space="preserve">            </w:t>
                   </w:r>
                 </w:p>
               </w:tc>
@@ -3163,7 +3183,7 @@
                     <w:tabs>
                       <w:tab w:val="left" w:pos="340"/>
                     </w:tabs>
-                    <w:spacing w:before="0" w:after="0" w:line="276" w:lineRule="auto"/>
+                    <w:spacing w:before="0" w:after="0" w:line="258" w:lineRule="auto"/>
                     <w:ind w:left="340" w:hanging="340"/>
                   </w:pPr>
                   <w:r>
@@ -3211,7 +3231,7 @@
                       <w:szCs w:val="22"/>
                       <w:u w:val="single"/>
                     </w:rPr>
-                    <w:t xml:space="preserve">        </w:t>
+                    <w:t xml:space="preserve">            </w:t>
                   </w:r>
                 </w:p>
               </w:tc>
@@ -3225,7 +3245,7 @@
                     <w:tabs>
                       <w:tab w:val="left" w:pos="340"/>
                     </w:tabs>
-                    <w:spacing w:before="0" w:after="0" w:line="276" w:lineRule="auto"/>
+                    <w:spacing w:before="0" w:after="0" w:line="258" w:lineRule="auto"/>
                     <w:ind w:left="340" w:hanging="340"/>
                   </w:pPr>
                   <w:r>
@@ -3273,7 +3293,7 @@
                       <w:szCs w:val="22"/>
                       <w:u w:val="single"/>
                     </w:rPr>
-                    <w:t xml:space="preserve">        </w:t>
+                    <w:t xml:space="preserve">            </w:t>
                   </w:r>
                 </w:p>
               </w:tc>
@@ -3287,7 +3307,7 @@
                     <w:tabs>
                       <w:tab w:val="left" w:pos="340"/>
                     </w:tabs>
-                    <w:spacing w:before="0" w:after="0" w:line="276" w:lineRule="auto"/>
+                    <w:spacing w:before="0" w:after="0" w:line="258" w:lineRule="auto"/>
                     <w:ind w:left="340" w:hanging="340"/>
                   </w:pPr>
                   <w:r>
@@ -3335,7 +3355,7 @@
                       <w:szCs w:val="22"/>
                       <w:u w:val="single"/>
                     </w:rPr>
-                    <w:t xml:space="preserve">        </w:t>
+                    <w:t xml:space="preserve">            </w:t>
                   </w:r>
                 </w:p>
               </w:tc>
@@ -3356,6 +3376,7 @@
     </w:p>
     <w:p>
       <w:pPr>
+        <w:pStyle w:val="Heading2"/>
         <w:keepNext/>
         <w:pBdr>
           <w:bottom w:val="single" w:sz="8" w:space="3" w:color="003A70"/>
@@ -3371,7 +3392,7 @@
           <w:b/>
           <w:color w:val="003A70"/>
           <w:spacing w:val="14"/>
-          <w:sz w:val="19"/>
+          <w:sz w:val="22"/>
           <w:szCs w:val="19"/>
         </w:rPr>
         <w:t xml:space="preserve">READY CHECK</w:t>
@@ -3390,7 +3411,7 @@
           <w:rFonts w:ascii="Avenir Next" w:hAnsi="Avenir Next" w:cs="Avenir Next" w:eastAsia="Avenir Next"/>
           <w:i/>
           <w:color w:val="5A5F66"/>
-          <w:sz w:val="17"/>
+          <w:sz w:val="22"/>
           <w:szCs w:val="17"/>
         </w:rPr>
         <w:t xml:space="preserve">a problem like the one in today’s lesson</w:t>
@@ -3440,7 +3461,7 @@
               <w:tabs>
                 <w:tab w:val="left" w:pos="432"/>
               </w:tabs>
-              <w:spacing w:before="90" w:after="40" w:line="268" w:lineRule="auto"/>
+              <w:spacing w:before="90" w:after="40" w:line="254" w:lineRule="auto"/>
               <w:ind w:left="432" w:hanging="432"/>
             </w:pPr>
             <w:r>
@@ -3514,7 +3535,7 @@
                     <w:tabs>
                       <w:tab w:val="left" w:pos="340"/>
                     </w:tabs>
-                    <w:spacing w:before="0" w:after="0" w:line="264" w:lineRule="auto"/>
+                    <w:spacing w:before="0" w:after="0" w:line="252" w:lineRule="auto"/>
                     <w:ind w:left="340" w:hanging="340"/>
                   </w:pPr>
                   <w:r>
@@ -3522,25 +3543,25 @@
                       <w:rFonts w:ascii="Avenir Next" w:hAnsi="Avenir Next" w:cs="Avenir Next" w:eastAsia="Avenir Next"/>
                       <w:b/>
                       <w:color w:val="003A70"/>
+                      <w:sz w:val="22"/>
+                      <w:szCs w:val="21"/>
+                    </w:rPr>
+                    <w:t xml:space="preserve">A</w:t>
+                  </w:r>
+                  <w:r>
+                    <w:rPr>
+                      <w:rFonts w:ascii="Avenir Next" w:hAnsi="Avenir Next" w:cs="Avenir Next" w:eastAsia="Avenir Next"/>
+                      <w:color w:val="1A1A1A"/>
                       <w:sz w:val="21"/>
                       <w:szCs w:val="21"/>
                     </w:rPr>
-                    <w:t xml:space="preserve">A</w:t>
-                  </w:r>
-                  <w:r>
-                    <w:rPr>
-                      <w:rFonts w:ascii="Avenir Next" w:hAnsi="Avenir Next" w:cs="Avenir Next" w:eastAsia="Avenir Next"/>
-                      <w:color w:val="1A1A1A"/>
-                      <w:sz w:val="21"/>
-                      <w:szCs w:val="21"/>
-                    </w:rPr>
                     <w:tab/>
                   </w:r>
                   <w:r>
                     <w:rPr>
                       <w:rFonts w:ascii="Avenir Next" w:hAnsi="Avenir Next" w:cs="Avenir Next" w:eastAsia="Avenir Next"/>
                       <w:color w:val="1A1A1A"/>
-                      <w:sz w:val="21"/>
+                      <w:sz w:val="22"/>
                       <w:szCs w:val="21"/>
                     </w:rPr>
                     <w:t xml:space="preserve">47 cm²</w:t>
@@ -3557,7 +3578,7 @@
                     <w:tabs>
                       <w:tab w:val="left" w:pos="340"/>
                     </w:tabs>
-                    <w:spacing w:before="0" w:after="0" w:line="264" w:lineRule="auto"/>
+                    <w:spacing w:before="0" w:after="0" w:line="252" w:lineRule="auto"/>
                     <w:ind w:left="340" w:hanging="340"/>
                   </w:pPr>
                   <w:r>
@@ -3565,25 +3586,25 @@
                       <w:rFonts w:ascii="Avenir Next" w:hAnsi="Avenir Next" w:cs="Avenir Next" w:eastAsia="Avenir Next"/>
                       <w:b/>
                       <w:color w:val="003A70"/>
+                      <w:sz w:val="22"/>
+                      <w:szCs w:val="21"/>
+                    </w:rPr>
+                    <w:t xml:space="preserve">B</w:t>
+                  </w:r>
+                  <w:r>
+                    <w:rPr>
+                      <w:rFonts w:ascii="Avenir Next" w:hAnsi="Avenir Next" w:cs="Avenir Next" w:eastAsia="Avenir Next"/>
+                      <w:color w:val="1A1A1A"/>
                       <w:sz w:val="21"/>
                       <w:szCs w:val="21"/>
                     </w:rPr>
-                    <w:t xml:space="preserve">B</w:t>
-                  </w:r>
-                  <w:r>
-                    <w:rPr>
-                      <w:rFonts w:ascii="Avenir Next" w:hAnsi="Avenir Next" w:cs="Avenir Next" w:eastAsia="Avenir Next"/>
-                      <w:color w:val="1A1A1A"/>
-                      <w:sz w:val="21"/>
-                      <w:szCs w:val="21"/>
-                    </w:rPr>
                     <w:tab/>
                   </w:r>
                   <w:r>
                     <w:rPr>
                       <w:rFonts w:ascii="Avenir Next" w:hAnsi="Avenir Next" w:cs="Avenir Next" w:eastAsia="Avenir Next"/>
                       <w:color w:val="1A1A1A"/>
-                      <w:sz w:val="21"/>
+                      <w:sz w:val="22"/>
                       <w:szCs w:val="21"/>
                     </w:rPr>
                     <w:t xml:space="preserve">94 cm²</w:t>
@@ -3600,7 +3621,7 @@
                     <w:tabs>
                       <w:tab w:val="left" w:pos="340"/>
                     </w:tabs>
-                    <w:spacing w:before="0" w:after="0" w:line="264" w:lineRule="auto"/>
+                    <w:spacing w:before="0" w:after="0" w:line="252" w:lineRule="auto"/>
                     <w:ind w:left="340" w:hanging="340"/>
                   </w:pPr>
                   <w:r>
@@ -3608,25 +3629,25 @@
                       <w:rFonts w:ascii="Avenir Next" w:hAnsi="Avenir Next" w:cs="Avenir Next" w:eastAsia="Avenir Next"/>
                       <w:b/>
                       <w:color w:val="003A70"/>
+                      <w:sz w:val="22"/>
+                      <w:szCs w:val="21"/>
+                    </w:rPr>
+                    <w:t xml:space="preserve">C</w:t>
+                  </w:r>
+                  <w:r>
+                    <w:rPr>
+                      <w:rFonts w:ascii="Avenir Next" w:hAnsi="Avenir Next" w:cs="Avenir Next" w:eastAsia="Avenir Next"/>
+                      <w:color w:val="1A1A1A"/>
                       <w:sz w:val="21"/>
                       <w:szCs w:val="21"/>
                     </w:rPr>
-                    <w:t xml:space="preserve">C</w:t>
-                  </w:r>
-                  <w:r>
-                    <w:rPr>
-                      <w:rFonts w:ascii="Avenir Next" w:hAnsi="Avenir Next" w:cs="Avenir Next" w:eastAsia="Avenir Next"/>
-                      <w:color w:val="1A1A1A"/>
-                      <w:sz w:val="21"/>
-                      <w:szCs w:val="21"/>
-                    </w:rPr>
                     <w:tab/>
                   </w:r>
                   <w:r>
                     <w:rPr>
                       <w:rFonts w:ascii="Avenir Next" w:hAnsi="Avenir Next" w:cs="Avenir Next" w:eastAsia="Avenir Next"/>
                       <w:color w:val="1A1A1A"/>
-                      <w:sz w:val="21"/>
+                      <w:sz w:val="22"/>
                       <w:szCs w:val="21"/>
                     </w:rPr>
                     <w:t xml:space="preserve">141 cm²</w:t>
@@ -3643,7 +3664,7 @@
                     <w:tabs>
                       <w:tab w:val="left" w:pos="340"/>
                     </w:tabs>
-                    <w:spacing w:before="0" w:after="0" w:line="264" w:lineRule="auto"/>
+                    <w:spacing w:before="0" w:after="0" w:line="252" w:lineRule="auto"/>
                     <w:ind w:left="340" w:hanging="340"/>
                   </w:pPr>
                   <w:r>
@@ -3651,25 +3672,25 @@
                       <w:rFonts w:ascii="Avenir Next" w:hAnsi="Avenir Next" w:cs="Avenir Next" w:eastAsia="Avenir Next"/>
                       <w:b/>
                       <w:color w:val="003A70"/>
+                      <w:sz w:val="22"/>
+                      <w:szCs w:val="21"/>
+                    </w:rPr>
+                    <w:t xml:space="preserve">D</w:t>
+                  </w:r>
+                  <w:r>
+                    <w:rPr>
+                      <w:rFonts w:ascii="Avenir Next" w:hAnsi="Avenir Next" w:cs="Avenir Next" w:eastAsia="Avenir Next"/>
+                      <w:color w:val="1A1A1A"/>
                       <w:sz w:val="21"/>
                       <w:szCs w:val="21"/>
                     </w:rPr>
-                    <w:t xml:space="preserve">D</w:t>
-                  </w:r>
-                  <w:r>
-                    <w:rPr>
-                      <w:rFonts w:ascii="Avenir Next" w:hAnsi="Avenir Next" w:cs="Avenir Next" w:eastAsia="Avenir Next"/>
-                      <w:color w:val="1A1A1A"/>
-                      <w:sz w:val="21"/>
-                      <w:szCs w:val="21"/>
-                    </w:rPr>
                     <w:tab/>
                   </w:r>
                   <w:r>
                     <w:rPr>
                       <w:rFonts w:ascii="Avenir Next" w:hAnsi="Avenir Next" w:cs="Avenir Next" w:eastAsia="Avenir Next"/>
                       <w:color w:val="1A1A1A"/>
-                      <w:sz w:val="21"/>
+                      <w:sz w:val="22"/>
                       <w:szCs w:val="21"/>
                     </w:rPr>
                     <w:t xml:space="preserve">3,600 cm²</w:t>
@@ -3718,19 +3739,42 @@
         <w:tblLook w:val="0000" w:firstRow="0" w:lastRow="0" w:firstColumn="0" w:lastColumn="0" w:noHBand="1" w:noVBand="1"/>
       </w:tblPr>
       <w:tblGrid>
-        <w:gridCol w:w="2000"/>
-        <w:gridCol w:w="2300"/>
-        <w:gridCol w:w="2100"/>
-        <w:gridCol w:w="3104"/>
+        <w:gridCol w:w="1750"/>
+        <w:gridCol w:w="2500"/>
+        <w:gridCol w:w="2200"/>
+        <w:gridCol w:w="3054"/>
       </w:tblGrid>
       <w:tr>
         <w:trPr>
           <w:cantSplit/>
-          <w:trHeight w:val="320" w:hRule="atLeast"/>
+          <w:trHeight w:val="300" w:hRule="atLeast"/>
         </w:trPr>
         <w:tc>
           <w:tcPr>
-            <w:tcW w:w="2000" w:type="dxa"/>
+            <w:tcW w:w="1750" w:type="dxa"/>
+            <w:vAlign w:val="center"/>
+          </w:tcPr>
+          <w:p>
+            <w:pPr>
+              <w:pStyle w:val="Heading2"/>
+              <w:spacing w:before="0" w:after="0" w:line="240" w:lineRule="auto"/>
+            </w:pPr>
+            <w:r>
+              <w:rPr>
+                <w:rFonts w:ascii="Avenir Next" w:hAnsi="Avenir Next" w:cs="Avenir Next" w:eastAsia="Avenir Next"/>
+                <w:b/>
+                <w:color w:val="003A70"/>
+                <w:spacing w:val="12"/>
+                <w:sz w:val="15"/>
+                <w:szCs w:val="15"/>
+              </w:rPr>
+              <w:t xml:space="preserve">CHECK YOURSELF</w:t>
+            </w:r>
+          </w:p>
+        </w:tc>
+        <w:tc>
+          <w:tcPr>
+            <w:tcW w:w="2500" w:type="dxa"/>
             <w:vAlign w:val="center"/>
           </w:tcPr>
           <w:p>
@@ -3739,20 +3783,27 @@
             </w:pPr>
             <w:r>
               <w:rPr>
+                <w:rFonts w:ascii="Arial" w:hAnsi="Arial" w:cs="Arial" w:eastAsia="Arial"/>
+                <w:color w:val="1A1A1A"/>
+                <w:sz w:val="20"/>
+                <w:szCs w:val="20"/>
+              </w:rPr>
+              <w:t xml:space="preserve">□</w:t>
+            </w:r>
+            <w:r>
+              <w:rPr>
                 <w:rFonts w:ascii="Avenir Next" w:hAnsi="Avenir Next" w:cs="Avenir Next" w:eastAsia="Avenir Next"/>
-                <w:b/>
-                <w:color w:val="003A70"/>
-                <w:spacing w:val="12"/>
-                <w:sz w:val="15"/>
-                <w:szCs w:val="15"/>
-              </w:rPr>
-              <w:t xml:space="preserve">CHECK YOURSELF</w:t>
+                <w:color w:val="1A1A1A"/>
+                <w:sz w:val="17"/>
+                <w:szCs w:val="17"/>
+              </w:rPr>
+              <w:t xml:space="preserve">  I can do this on my own</w:t>
             </w:r>
           </w:p>
         </w:tc>
         <w:tc>
           <w:tcPr>
-            <w:tcW w:w="2300" w:type="dxa"/>
+            <w:tcW w:w="2200" w:type="dxa"/>
             <w:vAlign w:val="center"/>
           </w:tcPr>
           <w:p>
@@ -3763,8 +3814,8 @@
               <w:rPr>
                 <w:rFonts w:ascii="Arial" w:hAnsi="Arial" w:cs="Arial" w:eastAsia="Arial"/>
                 <w:color w:val="1A1A1A"/>
-                <w:sz w:val="24"/>
-                <w:szCs w:val="24"/>
+                <w:sz w:val="20"/>
+                <w:szCs w:val="20"/>
               </w:rPr>
               <w:t xml:space="preserve">□</w:t>
             </w:r>
@@ -3775,13 +3826,13 @@
                 <w:sz w:val="17"/>
                 <w:szCs w:val="17"/>
               </w:rPr>
-              <w:t xml:space="preserve">  I can do this on my own</w:t>
+              <w:t xml:space="preserve">  I need a little help</w:t>
             </w:r>
           </w:p>
         </w:tc>
         <w:tc>
           <w:tcPr>
-            <w:tcW w:w="2100" w:type="dxa"/>
+            <w:tcW w:w="3054" w:type="dxa"/>
             <w:vAlign w:val="center"/>
           </w:tcPr>
           <w:p>
@@ -3792,37 +3843,8 @@
               <w:rPr>
                 <w:rFonts w:ascii="Arial" w:hAnsi="Arial" w:cs="Arial" w:eastAsia="Arial"/>
                 <w:color w:val="1A1A1A"/>
-                <w:sz w:val="24"/>
-                <w:szCs w:val="24"/>
-              </w:rPr>
-              <w:t xml:space="preserve">□</w:t>
-            </w:r>
-            <w:r>
-              <w:rPr>
-                <w:rFonts w:ascii="Avenir Next" w:hAnsi="Avenir Next" w:cs="Avenir Next" w:eastAsia="Avenir Next"/>
-                <w:color w:val="1A1A1A"/>
-                <w:sz w:val="17"/>
-                <w:szCs w:val="17"/>
-              </w:rPr>
-              <w:t xml:space="preserve">  I need a little help</w:t>
-            </w:r>
-          </w:p>
-        </w:tc>
-        <w:tc>
-          <w:tcPr>
-            <w:tcW w:w="3104" w:type="dxa"/>
-            <w:vAlign w:val="center"/>
-          </w:tcPr>
-          <w:p>
-            <w:pPr>
-              <w:spacing w:before="0" w:after="0" w:line="240" w:lineRule="auto"/>
-            </w:pPr>
-            <w:r>
-              <w:rPr>
-                <w:rFonts w:ascii="Arial" w:hAnsi="Arial" w:cs="Arial" w:eastAsia="Arial"/>
-                <w:color w:val="1A1A1A"/>
-                <w:sz w:val="24"/>
-                <w:szCs w:val="24"/>
+                <w:sz w:val="20"/>
+                <w:szCs w:val="20"/>
               </w:rPr>
               <w:t xml:space="preserve">□</w:t>
             </w:r>
@@ -3857,7 +3879,7 @@
     <w:sectPr>
       <w:footerReference w:type="default" r:id="rIdFooter1"/>
       <w:pgSz w:w="12240" w:h="15840"/>
-      <w:pgMar w:top="893" w:right="1224" w:bottom="835" w:left="1512" w:header="432" w:footer="432" w:gutter="0"/>
+      <w:pgMar w:top="780" w:right="1224" w:bottom="760" w:left="1512" w:header="432" w:footer="432" w:gutter="0"/>
       <w:cols w:space="720"/>
     </w:sectPr>
   </w:body>
@@ -3937,7 +3959,106 @@
               <w:sz w:val="15"/>
               <w:szCs w:val="15"/>
             </w:rPr>
-            <w:t xml:space="preserve">Lesson 5-7  ·  Session 1  ·  Prerequisite Practice A</w:t>
+            <w:t xml:space="preserve">5-7 · Page </w:t>
+          </w:r>
+          <w:r>
+            <w:rPr>
+              <w:rFonts w:ascii="Avenir Next" w:hAnsi="Avenir Next" w:cs="Avenir Next" w:eastAsia="Avenir Next"/>
+              <w:color w:val="5A5F66"/>
+              <w:sz w:val="15"/>
+              <w:szCs w:val="15"/>
+            </w:rPr>
+            <w:fldChar w:fldCharType="begin"/>
+          </w:r>
+          <w:r>
+            <w:rPr>
+              <w:rFonts w:ascii="Avenir Next" w:hAnsi="Avenir Next" w:cs="Avenir Next" w:eastAsia="Avenir Next"/>
+              <w:color w:val="5A5F66"/>
+              <w:sz w:val="15"/>
+              <w:szCs w:val="15"/>
+            </w:rPr>
+            <w:instrText xml:space="preserve"> PAGE </w:instrText>
+          </w:r>
+          <w:r>
+            <w:rPr>
+              <w:rFonts w:ascii="Avenir Next" w:hAnsi="Avenir Next" w:cs="Avenir Next" w:eastAsia="Avenir Next"/>
+              <w:color w:val="5A5F66"/>
+              <w:sz w:val="15"/>
+              <w:szCs w:val="15"/>
+            </w:rPr>
+            <w:fldChar w:fldCharType="separate"/>
+          </w:r>
+          <w:r>
+            <w:rPr>
+              <w:rFonts w:ascii="Avenir Next" w:hAnsi="Avenir Next" w:cs="Avenir Next" w:eastAsia="Avenir Next"/>
+              <w:color w:val="5A5F66"/>
+              <w:sz w:val="15"/>
+              <w:szCs w:val="15"/>
+            </w:rPr>
+            <w:t xml:space="preserve">1</w:t>
+          </w:r>
+          <w:r>
+            <w:rPr>
+              <w:rFonts w:ascii="Avenir Next" w:hAnsi="Avenir Next" w:cs="Avenir Next" w:eastAsia="Avenir Next"/>
+              <w:color w:val="5A5F66"/>
+              <w:sz w:val="15"/>
+              <w:szCs w:val="15"/>
+            </w:rPr>
+            <w:fldChar w:fldCharType="end"/>
+          </w:r>
+          <w:r>
+            <w:rPr>
+              <w:rFonts w:ascii="Avenir Next" w:hAnsi="Avenir Next" w:cs="Avenir Next" w:eastAsia="Avenir Next"/>
+              <w:color w:val="5A5F66"/>
+              <w:sz w:val="15"/>
+              <w:szCs w:val="15"/>
+            </w:rPr>
+            <w:t xml:space="preserve"> of </w:t>
+          </w:r>
+          <w:r>
+            <w:rPr>
+              <w:rFonts w:ascii="Avenir Next" w:hAnsi="Avenir Next" w:cs="Avenir Next" w:eastAsia="Avenir Next"/>
+              <w:color w:val="5A5F66"/>
+              <w:sz w:val="15"/>
+              <w:szCs w:val="15"/>
+            </w:rPr>
+            <w:fldChar w:fldCharType="begin"/>
+          </w:r>
+          <w:r>
+            <w:rPr>
+              <w:rFonts w:ascii="Avenir Next" w:hAnsi="Avenir Next" w:cs="Avenir Next" w:eastAsia="Avenir Next"/>
+              <w:color w:val="5A5F66"/>
+              <w:sz w:val="15"/>
+              <w:szCs w:val="15"/>
+            </w:rPr>
+            <w:instrText xml:space="preserve"> NUMPAGES </w:instrText>
+          </w:r>
+          <w:r>
+            <w:rPr>
+              <w:rFonts w:ascii="Avenir Next" w:hAnsi="Avenir Next" w:cs="Avenir Next" w:eastAsia="Avenir Next"/>
+              <w:color w:val="5A5F66"/>
+              <w:sz w:val="15"/>
+              <w:szCs w:val="15"/>
+            </w:rPr>
+            <w:fldChar w:fldCharType="separate"/>
+          </w:r>
+          <w:r>
+            <w:rPr>
+              <w:rFonts w:ascii="Avenir Next" w:hAnsi="Avenir Next" w:cs="Avenir Next" w:eastAsia="Avenir Next"/>
+              <w:color w:val="5A5F66"/>
+              <w:sz w:val="15"/>
+              <w:szCs w:val="15"/>
+            </w:rPr>
+            <w:t xml:space="preserve">1</w:t>
+          </w:r>
+          <w:r>
+            <w:rPr>
+              <w:rFonts w:ascii="Avenir Next" w:hAnsi="Avenir Next" w:cs="Avenir Next" w:eastAsia="Avenir Next"/>
+              <w:color w:val="5A5F66"/>
+              <w:sz w:val="15"/>
+              <w:szCs w:val="15"/>
+            </w:rPr>
+            <w:fldChar w:fldCharType="end"/>
           </w:r>
         </w:p>
       </w:tc>
@@ -3980,5 +4101,23 @@
       </w:tblCellMar>
     </w:tblPr>
   </w:style>
+  <w:style w:type="paragraph" w:styleId="Heading1">
+    <w:name w:val="heading 1"/>
+    <w:basedOn w:val="Normal"/>
+    <w:pPr>
+      <w:outlineLvl w:val="0"/>
+      <w:keepNext w:val="0"/>
+      <w:keepLines w:val="0"/>
+    </w:pPr>
+  </w:style>
+  <w:style w:type="paragraph" w:styleId="Heading2">
+    <w:name w:val="heading 2"/>
+    <w:basedOn w:val="Normal"/>
+    <w:pPr>
+      <w:outlineLvl w:val="1"/>
+      <w:keepNext w:val="0"/>
+      <w:keepLines w:val="0"/>
+    </w:pPr>
+  </w:style>
 </w:styles>
 </file>